--- a/Web Programming/Project/case-study-assignment-cover-page-template.docx
+++ b/Web Programming/Project/case-study-assignment-cover-page-template.docx
@@ -7,16 +7,83 @@
         <w:rPr>
           <w:noProof/>
         </w:rPr>
+        <w:drawing>
+          <wp:anchor distT="0" distB="0" distL="114300" distR="114300" simplePos="0" relativeHeight="251682816" behindDoc="0" locked="0" layoutInCell="1" allowOverlap="1" wp14:anchorId="38D62271" wp14:editId="796C9852">
+            <wp:simplePos x="0" y="0"/>
+            <wp:positionH relativeFrom="column">
+              <wp:posOffset>-830580</wp:posOffset>
+            </wp:positionH>
+            <wp:positionV relativeFrom="paragraph">
+              <wp:posOffset>158</wp:posOffset>
+            </wp:positionV>
+            <wp:extent cx="1287780" cy="1310640"/>
+            <wp:effectExtent l="0" t="0" r="7620" b="3810"/>
+            <wp:wrapSquare wrapText="bothSides"/>
+            <wp:docPr id="2092505107" name="Picture 14" descr="General Notice"/>
+            <wp:cNvGraphicFramePr>
+              <a:graphicFrameLocks xmlns:a="http://schemas.openxmlformats.org/drawingml/2006/main" noChangeAspect="1"/>
+            </wp:cNvGraphicFramePr>
+            <a:graphic xmlns:a="http://schemas.openxmlformats.org/drawingml/2006/main">
+              <a:graphicData uri="http://schemas.openxmlformats.org/drawingml/2006/picture">
+                <pic:pic xmlns:pic="http://schemas.openxmlformats.org/drawingml/2006/picture">
+                  <pic:nvPicPr>
+                    <pic:cNvPr id="0" name="Picture 6" descr="General Notice"/>
+                    <pic:cNvPicPr>
+                      <a:picLocks noChangeAspect="1" noChangeArrowheads="1"/>
+                    </pic:cNvPicPr>
+                  </pic:nvPicPr>
+                  <pic:blipFill>
+                    <a:blip r:embed="rId4">
+                      <a:extLst>
+                        <a:ext uri="{28A0092B-C50C-407E-A947-70E740481C1C}">
+                          <a14:useLocalDpi xmlns:a14="http://schemas.microsoft.com/office/drawing/2010/main" val="0"/>
+                        </a:ext>
+                      </a:extLst>
+                    </a:blip>
+                    <a:srcRect/>
+                    <a:stretch>
+                      <a:fillRect/>
+                    </a:stretch>
+                  </pic:blipFill>
+                  <pic:spPr bwMode="auto">
+                    <a:xfrm>
+                      <a:off x="0" y="0"/>
+                      <a:ext cx="1287780" cy="1310640"/>
+                    </a:xfrm>
+                    <a:prstGeom prst="rect">
+                      <a:avLst/>
+                    </a:prstGeom>
+                    <a:noFill/>
+                    <a:ln>
+                      <a:noFill/>
+                    </a:ln>
+                  </pic:spPr>
+                </pic:pic>
+              </a:graphicData>
+            </a:graphic>
+            <wp14:sizeRelH relativeFrom="margin">
+              <wp14:pctWidth>0</wp14:pctWidth>
+            </wp14:sizeRelH>
+            <wp14:sizeRelV relativeFrom="margin">
+              <wp14:pctHeight>0</wp14:pctHeight>
+            </wp14:sizeRelV>
+          </wp:anchor>
+        </w:drawing>
+      </w:r>
+      <w:r>
+        <w:rPr>
+          <w:noProof/>
+        </w:rPr>
         <mc:AlternateContent>
           <mc:Choice Requires="wps">
             <w:drawing>
-              <wp:anchor distT="0" distB="0" distL="114300" distR="114300" simplePos="0" relativeHeight="251681792" behindDoc="0" locked="0" layoutInCell="1" allowOverlap="1" wp14:anchorId="6541364A" wp14:editId="76EC7D5A">
+              <wp:anchor distT="0" distB="0" distL="114300" distR="114300" simplePos="0" relativeHeight="251681792" behindDoc="0" locked="0" layoutInCell="1" allowOverlap="1" wp14:anchorId="6541364A" wp14:editId="70FD561F">
                 <wp:simplePos x="0" y="0"/>
                 <wp:positionH relativeFrom="column">
-                  <wp:posOffset>121920</wp:posOffset>
+                  <wp:posOffset>815340</wp:posOffset>
                 </wp:positionH>
                 <wp:positionV relativeFrom="paragraph">
-                  <wp:posOffset>2156460</wp:posOffset>
+                  <wp:posOffset>1729740</wp:posOffset>
                 </wp:positionV>
                 <wp:extent cx="3451860" cy="1188720"/>
                 <wp:effectExtent l="0" t="0" r="0" b="0"/>
@@ -46,19 +113,90 @@
                         <w:txbxContent>
                           <w:p>
                             <w:pPr>
+                              <w:jc w:val="center"/>
                               <w:rPr>
+                                <w:rFonts w:ascii="Agency FB" w:hAnsi="Agency FB"/>
+                                <w:bCs/>
                                 <w:color w:val="4472C4" w:themeColor="accent1"/>
-                                <w:sz w:val="40"/>
-                                <w:szCs w:val="40"/>
+                                <w:sz w:val="36"/>
+                                <w:szCs w:val="36"/>
                               </w:rPr>
                             </w:pPr>
                             <w:r>
                               <w:rPr>
+                                <w:rFonts w:ascii="Agency FB" w:hAnsi="Agency FB"/>
+                                <w:bCs/>
                                 <w:color w:val="4472C4" w:themeColor="accent1"/>
-                                <w:sz w:val="40"/>
-                                <w:szCs w:val="40"/>
+                                <w:sz w:val="36"/>
+                                <w:szCs w:val="36"/>
                               </w:rPr>
-                              <w:t>Course Code: 3103</w:t>
+                              <w:t>Course Code: ICE - 3105</w:t>
+                            </w:r>
+                          </w:p>
+                          <w:p>
+                            <w:pPr>
+                              <w:jc w:val="center"/>
+                              <w:rPr>
+                                <w:rFonts w:ascii="Agency FB" w:eastAsia="SimSun-ExtB" w:hAnsi="Agency FB"/>
+                                <w:bCs/>
+                                <w:color w:val="4472C4" w:themeColor="accent1"/>
+                                <w:sz w:val="36"/>
+                                <w:szCs w:val="36"/>
+                              </w:rPr>
+                            </w:pPr>
+                            <w:r>
+                              <w:rPr>
+                                <w:rFonts w:ascii="Agency FB" w:eastAsia="SimSun-ExtB" w:hAnsi="Agency FB"/>
+                                <w:bCs/>
+                                <w:color w:val="4472C4" w:themeColor="accent1"/>
+                                <w:sz w:val="36"/>
+                                <w:szCs w:val="36"/>
+                              </w:rPr>
+                              <w:t xml:space="preserve">Course Title: Database Management Systems </w:t>
+                            </w:r>
+                          </w:p>
+                          <w:p>
+                            <w:pPr>
+                              <w:jc w:val="center"/>
+                              <w:rPr>
+                                <w:rFonts w:ascii="Times New Roman" w:hAnsi="Times New Roman" w:cs="Times New Roman"/>
+                                <w:bCs/>
+                                <w:color w:val="4472C4" w:themeColor="accent1"/>
+                                <w:sz w:val="36"/>
+                                <w:szCs w:val="36"/>
+                              </w:rPr>
+                            </w:pPr>
+                            <w:bookmarkStart w:id="0" w:name="_Hlk209733082"/>
+                            <w:r>
+                              <w:rPr>
+                                <w:rFonts w:ascii="Agency FB" w:eastAsia="SimSun-ExtB" w:hAnsi="Agency FB"/>
+                                <w:bCs/>
+                                <w:color w:val="4472C4" w:themeColor="accent1"/>
+                                <w:sz w:val="36"/>
+                                <w:szCs w:val="36"/>
+                              </w:rPr>
+                              <w:t>Assignment</w:t>
+                            </w:r>
+                            <w:bookmarkEnd w:id="0"/>
+                            <w:r>
+                              <w:rPr>
+                                <w:rFonts w:ascii="Agency FB" w:eastAsia="SimSun-ExtB" w:hAnsi="Agency FB"/>
+                                <w:bCs/>
+                                <w:color w:val="4472C4" w:themeColor="accent1"/>
+                                <w:sz w:val="36"/>
+                                <w:szCs w:val="36"/>
+                              </w:rPr>
+                              <w:t xml:space="preserve">: SQL </w:t>
+                            </w:r>
+                            <w:r>
+                              <w:rPr>
+                                <w:rFonts w:ascii="Times New Roman" w:hAnsi="Times New Roman" w:cs="Times New Roman"/>
+                                <w:bCs/>
+                                <w:color w:val="4472C4" w:themeColor="accent1"/>
+                                <w:sz w:val="36"/>
+                                <w:szCs w:val="36"/>
+                              </w:rPr>
+                              <w:t>Normalization</w:t>
                             </w:r>
                           </w:p>
                           <w:p>
@@ -68,22 +206,6 @@
                                 <w:szCs w:val="40"/>
                               </w:rPr>
                             </w:pPr>
-                            <w:r>
-                              <w:rPr>
-                                <w:color w:val="4472C4" w:themeColor="accent1"/>
-                                <w:sz w:val="40"/>
-                                <w:szCs w:val="40"/>
-                              </w:rPr>
-                              <w:t>Course Title: Web Programming and Se</w:t>
-                            </w:r>
-                            <w:r>
-                              <w:rPr>
-                                <w:color w:val="4472C4" w:themeColor="accent1"/>
-                                <w:sz w:val="40"/>
-                                <w:szCs w:val="40"/>
-                              </w:rPr>
-                              <w:t>ssional</w:t>
-                            </w:r>
                           </w:p>
                         </w:txbxContent>
                       </wps:txbx>
@@ -111,24 +233,95 @@
                 <v:stroke joinstyle="miter"/>
                 <v:path gradientshapeok="t" o:connecttype="rect"/>
               </v:shapetype>
-              <v:shape id="Text Box 31" o:spid="_x0000_s1026" type="#_x0000_t202" style="position:absolute;margin-left:9.6pt;margin-top:169.8pt;width:271.8pt;height:93.6pt;z-index:251681792;visibility:visible;mso-wrap-style:square;mso-width-percent:0;mso-height-percent:0;mso-wrap-distance-left:9pt;mso-wrap-distance-top:0;mso-wrap-distance-right:9pt;mso-wrap-distance-bottom:0;mso-position-horizontal:absolute;mso-position-horizontal-relative:text;mso-position-vertical:absolute;mso-position-vertical-relative:text;mso-width-percent:0;mso-height-percent:0;mso-width-relative:margin;mso-height-relative:margin;v-text-anchor:top" o:gfxdata="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" fillcolor="white [3201]" stroked="f" strokeweight=".5pt">
+              <v:shape id="Text Box 31" o:spid="_x0000_s1026" type="#_x0000_t202" style="position:absolute;margin-left:64.2pt;margin-top:136.2pt;width:271.8pt;height:93.6pt;z-index:251681792;visibility:visible;mso-wrap-style:square;mso-width-percent:0;mso-height-percent:0;mso-wrap-distance-left:9pt;mso-wrap-distance-top:0;mso-wrap-distance-right:9pt;mso-wrap-distance-bottom:0;mso-position-horizontal:absolute;mso-position-horizontal-relative:text;mso-position-vertical:absolute;mso-position-vertical-relative:text;mso-width-percent:0;mso-height-percent:0;mso-width-relative:margin;mso-height-relative:margin;v-text-anchor:top" o:gfxdata="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" fillcolor="white [3201]" stroked="f" strokeweight=".5pt">
                 <v:textbox>
                   <w:txbxContent>
                     <w:p>
                       <w:pPr>
+                        <w:jc w:val="center"/>
                         <w:rPr>
+                          <w:rFonts w:ascii="Agency FB" w:hAnsi="Agency FB"/>
+                          <w:bCs/>
                           <w:color w:val="4472C4" w:themeColor="accent1"/>
-                          <w:sz w:val="40"/>
-                          <w:szCs w:val="40"/>
+                          <w:sz w:val="36"/>
+                          <w:szCs w:val="36"/>
                         </w:rPr>
                       </w:pPr>
                       <w:r>
                         <w:rPr>
+                          <w:rFonts w:ascii="Agency FB" w:hAnsi="Agency FB"/>
+                          <w:bCs/>
                           <w:color w:val="4472C4" w:themeColor="accent1"/>
-                          <w:sz w:val="40"/>
-                          <w:szCs w:val="40"/>
+                          <w:sz w:val="36"/>
+                          <w:szCs w:val="36"/>
                         </w:rPr>
-                        <w:t>Course Code: 3103</w:t>
+                        <w:t>Course Code: ICE - 3105</w:t>
+                      </w:r>
+                    </w:p>
+                    <w:p>
+                      <w:pPr>
+                        <w:jc w:val="center"/>
+                        <w:rPr>
+                          <w:rFonts w:ascii="Agency FB" w:eastAsia="SimSun-ExtB" w:hAnsi="Agency FB"/>
+                          <w:bCs/>
+                          <w:color w:val="4472C4" w:themeColor="accent1"/>
+                          <w:sz w:val="36"/>
+                          <w:szCs w:val="36"/>
+                        </w:rPr>
+                      </w:pPr>
+                      <w:r>
+                        <w:rPr>
+                          <w:rFonts w:ascii="Agency FB" w:eastAsia="SimSun-ExtB" w:hAnsi="Agency FB"/>
+                          <w:bCs/>
+                          <w:color w:val="4472C4" w:themeColor="accent1"/>
+                          <w:sz w:val="36"/>
+                          <w:szCs w:val="36"/>
+                        </w:rPr>
+                        <w:t xml:space="preserve">Course Title: Database Management Systems </w:t>
+                      </w:r>
+                    </w:p>
+                    <w:p>
+                      <w:pPr>
+                        <w:jc w:val="center"/>
+                        <w:rPr>
+                          <w:rFonts w:ascii="Times New Roman" w:hAnsi="Times New Roman" w:cs="Times New Roman"/>
+                          <w:bCs/>
+                          <w:color w:val="4472C4" w:themeColor="accent1"/>
+                          <w:sz w:val="36"/>
+                          <w:szCs w:val="36"/>
+                        </w:rPr>
+                      </w:pPr>
+                      <w:bookmarkStart w:id="1" w:name="_Hlk209733082"/>
+                      <w:r>
+                        <w:rPr>
+                          <w:rFonts w:ascii="Agency FB" w:eastAsia="SimSun-ExtB" w:hAnsi="Agency FB"/>
+                          <w:bCs/>
+                          <w:color w:val="4472C4" w:themeColor="accent1"/>
+                          <w:sz w:val="36"/>
+                          <w:szCs w:val="36"/>
+                        </w:rPr>
+                        <w:t>Assignment</w:t>
+                      </w:r>
+                      <w:bookmarkEnd w:id="1"/>
+                      <w:r>
+                        <w:rPr>
+                          <w:rFonts w:ascii="Agency FB" w:eastAsia="SimSun-ExtB" w:hAnsi="Agency FB"/>
+                          <w:bCs/>
+                          <w:color w:val="4472C4" w:themeColor="accent1"/>
+                          <w:sz w:val="36"/>
+                          <w:szCs w:val="36"/>
+                        </w:rPr>
+                        <w:t xml:space="preserve">: SQL </w:t>
+                      </w:r>
+                      <w:r>
+                        <w:rPr>
+                          <w:rFonts w:ascii="Times New Roman" w:hAnsi="Times New Roman" w:cs="Times New Roman"/>
+                          <w:bCs/>
+                          <w:color w:val="4472C4" w:themeColor="accent1"/>
+                          <w:sz w:val="36"/>
+                          <w:szCs w:val="36"/>
+                        </w:rPr>
+                        <w:t>Normalization</w:t>
                       </w:r>
                     </w:p>
                     <w:p>
@@ -138,26 +331,434 @@
                           <w:szCs w:val="40"/>
                         </w:rPr>
                       </w:pPr>
-                      <w:r>
-                        <w:rPr>
-                          <w:color w:val="4472C4" w:themeColor="accent1"/>
-                          <w:sz w:val="40"/>
-                          <w:szCs w:val="40"/>
-                        </w:rPr>
-                        <w:t>Course Title: Web Programming and Se</w:t>
-                      </w:r>
-                      <w:r>
-                        <w:rPr>
-                          <w:color w:val="4472C4" w:themeColor="accent1"/>
-                          <w:sz w:val="40"/>
-                          <w:szCs w:val="40"/>
-                        </w:rPr>
-                        <w:t>ssional</w:t>
-                      </w:r>
                     </w:p>
                   </w:txbxContent>
                 </v:textbox>
               </v:shape>
+            </w:pict>
+          </mc:Fallback>
+        </mc:AlternateContent>
+      </w:r>
+      <w:r>
+        <w:rPr>
+          <w:noProof/>
+        </w:rPr>
+        <mc:AlternateContent>
+          <mc:Choice Requires="wpg">
+            <w:drawing>
+              <wp:anchor distT="45720" distB="45720" distL="182880" distR="182880" simplePos="0" relativeHeight="251678720" behindDoc="0" locked="0" layoutInCell="1" allowOverlap="1" wp14:anchorId="78D27FEE" wp14:editId="3DCCBC00">
+                <wp:simplePos x="0" y="0"/>
+                <wp:positionH relativeFrom="margin">
+                  <wp:posOffset>2918460</wp:posOffset>
+                </wp:positionH>
+                <wp:positionV relativeFrom="page">
+                  <wp:posOffset>7033260</wp:posOffset>
+                </wp:positionV>
+                <wp:extent cx="3596640" cy="2110740"/>
+                <wp:effectExtent l="0" t="0" r="3810" b="3810"/>
+                <wp:wrapSquare wrapText="bothSides"/>
+                <wp:docPr id="198" name="Group 203"/>
+                <wp:cNvGraphicFramePr/>
+                <a:graphic xmlns:a="http://schemas.openxmlformats.org/drawingml/2006/main">
+                  <a:graphicData uri="http://schemas.microsoft.com/office/word/2010/wordprocessingGroup">
+                    <wpg:wgp>
+                      <wpg:cNvGrpSpPr/>
+                      <wpg:grpSpPr>
+                        <a:xfrm>
+                          <a:off x="0" y="0"/>
+                          <a:ext cx="3596640" cy="2110740"/>
+                          <a:chOff x="-152455" y="180309"/>
+                          <a:chExt cx="3597939" cy="1288719"/>
+                        </a:xfrm>
+                      </wpg:grpSpPr>
+                      <wps:wsp>
+                        <wps:cNvPr id="199" name="Rectangle 199"/>
+                        <wps:cNvSpPr/>
+                        <wps:spPr>
+                          <a:xfrm>
+                            <a:off x="-121964" y="180309"/>
+                            <a:ext cx="3567448" cy="270605"/>
+                          </a:xfrm>
+                          <a:prstGeom prst="rect">
+                            <a:avLst/>
+                          </a:prstGeom>
+                          <a:solidFill>
+                            <a:schemeClr val="accent1"/>
+                          </a:solidFill>
+                          <a:ln>
+                            <a:noFill/>
+                          </a:ln>
+                        </wps:spPr>
+                        <wps:style>
+                          <a:lnRef idx="2">
+                            <a:schemeClr val="accent1">
+                              <a:shade val="50000"/>
+                            </a:schemeClr>
+                          </a:lnRef>
+                          <a:fillRef idx="1">
+                            <a:schemeClr val="accent1"/>
+                          </a:fillRef>
+                          <a:effectRef idx="0">
+                            <a:schemeClr val="accent1"/>
+                          </a:effectRef>
+                          <a:fontRef idx="minor">
+                            <a:schemeClr val="lt1"/>
+                          </a:fontRef>
+                        </wps:style>
+                        <wps:txbx>
+                          <w:txbxContent>
+                            <w:p>
+                              <w:pPr>
+                                <w:rPr>
+                                  <w:rFonts w:asciiTheme="majorHAnsi" w:eastAsiaTheme="majorEastAsia" w:hAnsiTheme="majorHAnsi" w:cstheme="majorBidi"/>
+                                  <w:color w:val="FFFFFF" w:themeColor="background1"/>
+                                  <w:sz w:val="36"/>
+                                  <w:szCs w:val="36"/>
+                                </w:rPr>
+                              </w:pPr>
+                              <w:r>
+                                <w:rPr>
+                                  <w:rFonts w:asciiTheme="majorHAnsi" w:eastAsiaTheme="majorEastAsia" w:hAnsiTheme="majorHAnsi" w:cstheme="majorBidi"/>
+                                  <w:color w:val="FFFFFF" w:themeColor="background1"/>
+                                  <w:sz w:val="36"/>
+                                  <w:szCs w:val="36"/>
+                                </w:rPr>
+                                <w:t>SUBMITTED TO:</w:t>
+                              </w:r>
+                            </w:p>
+                          </w:txbxContent>
+                        </wps:txbx>
+                        <wps:bodyPr rot="0" spcFirstLastPara="0" vertOverflow="overflow" horzOverflow="overflow" vert="horz" wrap="square" lIns="91440" tIns="45720" rIns="91440" bIns="45720" numCol="1" spcCol="0" rtlCol="0" fromWordArt="0" anchor="ctr" anchorCtr="0" forceAA="0" compatLnSpc="1">
+                          <a:prstTxWarp prst="textNoShape">
+                            <a:avLst/>
+                          </a:prstTxWarp>
+                          <a:noAutofit/>
+                        </wps:bodyPr>
+                      </wps:wsp>
+                      <wps:wsp>
+                        <wps:cNvPr id="200" name="Text Box 200"/>
+                        <wps:cNvSpPr txBox="1"/>
+                        <wps:spPr>
+                          <a:xfrm>
+                            <a:off x="-152455" y="333839"/>
+                            <a:ext cx="3567448" cy="1135189"/>
+                          </a:xfrm>
+                          <a:prstGeom prst="rect">
+                            <a:avLst/>
+                          </a:prstGeom>
+                          <a:noFill/>
+                          <a:ln w="6350">
+                            <a:noFill/>
+                          </a:ln>
+                          <a:effectLst/>
+                        </wps:spPr>
+                        <wps:style>
+                          <a:lnRef idx="0">
+                            <a:schemeClr val="accent1"/>
+                          </a:lnRef>
+                          <a:fillRef idx="0">
+                            <a:schemeClr val="accent1"/>
+                          </a:fillRef>
+                          <a:effectRef idx="0">
+                            <a:schemeClr val="accent1"/>
+                          </a:effectRef>
+                          <a:fontRef idx="minor">
+                            <a:schemeClr val="dk1"/>
+                          </a:fontRef>
+                        </wps:style>
+                        <wps:txbx>
+                          <w:txbxContent>
+                            <w:p>
+                              <w:pPr>
+                                <w:spacing w:before="240" w:line="240" w:lineRule="auto"/>
+                                <w:contextualSpacing/>
+                                <w:rPr>
+                                  <w:caps/>
+                                  <w:color w:val="4472C4" w:themeColor="accent1"/>
+                                  <w:sz w:val="26"/>
+                                  <w:szCs w:val="26"/>
+                                </w:rPr>
+                              </w:pPr>
+                              <w:r>
+                                <w:rPr>
+                                  <w:caps/>
+                                  <w:color w:val="4472C4" w:themeColor="accent1"/>
+                                  <w:sz w:val="26"/>
+                                  <w:szCs w:val="26"/>
+                                </w:rPr>
+                                <w:t>Akif Mahdi</w:t>
+                              </w:r>
+                            </w:p>
+                            <w:p>
+                              <w:pPr>
+                                <w:spacing w:before="240" w:line="240" w:lineRule="auto"/>
+                                <w:contextualSpacing/>
+                                <w:rPr>
+                                  <w:caps/>
+                                  <w:color w:val="4472C4" w:themeColor="accent1"/>
+                                  <w:sz w:val="26"/>
+                                  <w:szCs w:val="26"/>
+                                </w:rPr>
+                              </w:pPr>
+                              <w:r>
+                                <w:rPr>
+                                  <w:caps/>
+                                  <w:color w:val="4472C4" w:themeColor="accent1"/>
+                                  <w:sz w:val="26"/>
+                                  <w:szCs w:val="26"/>
+                                </w:rPr>
+                                <w:t>Lecturer</w:t>
+                              </w:r>
+                            </w:p>
+                            <w:p>
+                              <w:pPr>
+                                <w:spacing w:before="240" w:line="240" w:lineRule="auto"/>
+                                <w:contextualSpacing/>
+                                <w:rPr>
+                                  <w:caps/>
+                                  <w:color w:val="4472C4" w:themeColor="accent1"/>
+                                  <w:sz w:val="26"/>
+                                  <w:szCs w:val="26"/>
+                                </w:rPr>
+                              </w:pPr>
+                              <w:r>
+                                <w:rPr>
+                                  <w:caps/>
+                                  <w:color w:val="4472C4" w:themeColor="accent1"/>
+                                  <w:sz w:val="26"/>
+                                  <w:szCs w:val="26"/>
+                                </w:rPr>
+                                <w:t>Department of Information and Communication Engineering</w:t>
+                              </w:r>
+                            </w:p>
+                            <w:p>
+                              <w:pPr>
+                                <w:spacing w:before="240" w:line="240" w:lineRule="auto"/>
+                                <w:contextualSpacing/>
+                                <w:rPr>
+                                  <w:caps/>
+                                  <w:color w:val="4472C4" w:themeColor="accent1"/>
+                                  <w:sz w:val="26"/>
+                                  <w:szCs w:val="26"/>
+                                </w:rPr>
+                              </w:pPr>
+                              <w:r>
+                                <w:rPr>
+                                  <w:caps/>
+                                  <w:color w:val="4472C4" w:themeColor="accent1"/>
+                                  <w:sz w:val="26"/>
+                                  <w:szCs w:val="26"/>
+                                </w:rPr>
+                                <w:t>Pabna University of Science and Technology</w:t>
+                              </w:r>
+                            </w:p>
+                            <w:p>
+                              <w:pPr>
+                                <w:spacing w:before="240" w:line="240" w:lineRule="auto"/>
+                                <w:contextualSpacing/>
+                                <w:rPr>
+                                  <w:caps/>
+                                  <w:color w:val="4472C4" w:themeColor="accent1"/>
+                                  <w:sz w:val="26"/>
+                                  <w:szCs w:val="26"/>
+                                </w:rPr>
+                              </w:pPr>
+                              <w:r>
+                                <w:rPr>
+                                  <w:caps/>
+                                  <w:color w:val="4472C4" w:themeColor="accent1"/>
+                                  <w:sz w:val="26"/>
+                                  <w:szCs w:val="26"/>
+                                </w:rPr>
+                                <w:t>Pabna, Bangladesh</w:t>
+                              </w:r>
+                            </w:p>
+                            <w:p>
+                              <w:pPr>
+                                <w:spacing w:line="240" w:lineRule="auto"/>
+                                <w:contextualSpacing/>
+                                <w:rPr>
+                                  <w:caps/>
+                                  <w:color w:val="4472C4" w:themeColor="accent1"/>
+                                  <w:sz w:val="26"/>
+                                  <w:szCs w:val="26"/>
+                                </w:rPr>
+                              </w:pPr>
+                            </w:p>
+                          </w:txbxContent>
+                        </wps:txbx>
+                        <wps:bodyPr rot="0" spcFirstLastPara="0" vertOverflow="overflow" horzOverflow="overflow" vert="horz" wrap="square" lIns="91440" tIns="91440" rIns="91440" bIns="0" numCol="1" spcCol="0" rtlCol="0" fromWordArt="0" anchor="t" anchorCtr="0" forceAA="0" compatLnSpc="1">
+                          <a:prstTxWarp prst="textNoShape">
+                            <a:avLst/>
+                          </a:prstTxWarp>
+                          <a:noAutofit/>
+                        </wps:bodyPr>
+                      </wps:wsp>
+                    </wpg:wgp>
+                  </a:graphicData>
+                </a:graphic>
+                <wp14:sizeRelH relativeFrom="margin">
+                  <wp14:pctWidth>0</wp14:pctWidth>
+                </wp14:sizeRelH>
+                <wp14:sizeRelV relativeFrom="margin">
+                  <wp14:pctHeight>0</wp14:pctHeight>
+                </wp14:sizeRelV>
+              </wp:anchor>
+            </w:drawing>
+          </mc:Choice>
+          <mc:Fallback>
+            <w:pict>
+              <v:group w14:anchorId="78D27FEE" id="Group 203" o:spid="_x0000_s1027" style="position:absolute;margin-left:229.8pt;margin-top:553.8pt;width:283.2pt;height:166.2pt;z-index:251678720;mso-wrap-distance-left:14.4pt;mso-wrap-distance-top:3.6pt;mso-wrap-distance-right:14.4pt;mso-wrap-distance-bottom:3.6pt;mso-position-horizontal-relative:margin;mso-position-vertical-relative:page;mso-width-relative:margin;mso-height-relative:margin" coordorigin="-1524,1803" coordsize="35979,12887" o:gfxdata="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">
+                <v:rect id="Rectangle 199" o:spid="_x0000_s1028" style="position:absolute;left:-1219;top:1803;width:35673;height:2706;visibility:visible;mso-wrap-style:square;v-text-anchor:middle" o:gfxdata="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" fillcolor="#4472c4 [3204]" stroked="f" strokeweight="1pt">
+                  <v:textbox>
+                    <w:txbxContent>
+                      <w:p>
+                        <w:pPr>
+                          <w:rPr>
+                            <w:rFonts w:asciiTheme="majorHAnsi" w:eastAsiaTheme="majorEastAsia" w:hAnsiTheme="majorHAnsi" w:cstheme="majorBidi"/>
+                            <w:color w:val="FFFFFF" w:themeColor="background1"/>
+                            <w:sz w:val="36"/>
+                            <w:szCs w:val="36"/>
+                          </w:rPr>
+                        </w:pPr>
+                        <w:r>
+                          <w:rPr>
+                            <w:rFonts w:asciiTheme="majorHAnsi" w:eastAsiaTheme="majorEastAsia" w:hAnsiTheme="majorHAnsi" w:cstheme="majorBidi"/>
+                            <w:color w:val="FFFFFF" w:themeColor="background1"/>
+                            <w:sz w:val="36"/>
+                            <w:szCs w:val="36"/>
+                          </w:rPr>
+                          <w:t>SUBMITTED TO:</w:t>
+                        </w:r>
+                      </w:p>
+                    </w:txbxContent>
+                  </v:textbox>
+                </v:rect>
+                <v:shape id="Text Box 200" o:spid="_x0000_s1029" type="#_x0000_t202" style="position:absolute;left:-1524;top:3338;width:35673;height:11352;visibility:visible;mso-wrap-style:square;v-text-anchor:top" o:gfxdata="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" filled="f" stroked="f" strokeweight=".5pt">
+                  <v:textbox inset=",7.2pt,,0">
+                    <w:txbxContent>
+                      <w:p>
+                        <w:pPr>
+                          <w:spacing w:before="240" w:line="240" w:lineRule="auto"/>
+                          <w:contextualSpacing/>
+                          <w:rPr>
+                            <w:caps/>
+                            <w:color w:val="4472C4" w:themeColor="accent1"/>
+                            <w:sz w:val="26"/>
+                            <w:szCs w:val="26"/>
+                          </w:rPr>
+                        </w:pPr>
+                        <w:r>
+                          <w:rPr>
+                            <w:caps/>
+                            <w:color w:val="4472C4" w:themeColor="accent1"/>
+                            <w:sz w:val="26"/>
+                            <w:szCs w:val="26"/>
+                          </w:rPr>
+                          <w:t>Akif Mahdi</w:t>
+                        </w:r>
+                      </w:p>
+                      <w:p>
+                        <w:pPr>
+                          <w:spacing w:before="240" w:line="240" w:lineRule="auto"/>
+                          <w:contextualSpacing/>
+                          <w:rPr>
+                            <w:caps/>
+                            <w:color w:val="4472C4" w:themeColor="accent1"/>
+                            <w:sz w:val="26"/>
+                            <w:szCs w:val="26"/>
+                          </w:rPr>
+                        </w:pPr>
+                        <w:r>
+                          <w:rPr>
+                            <w:caps/>
+                            <w:color w:val="4472C4" w:themeColor="accent1"/>
+                            <w:sz w:val="26"/>
+                            <w:szCs w:val="26"/>
+                          </w:rPr>
+                          <w:t>Lecturer</w:t>
+                        </w:r>
+                      </w:p>
+                      <w:p>
+                        <w:pPr>
+                          <w:spacing w:before="240" w:line="240" w:lineRule="auto"/>
+                          <w:contextualSpacing/>
+                          <w:rPr>
+                            <w:caps/>
+                            <w:color w:val="4472C4" w:themeColor="accent1"/>
+                            <w:sz w:val="26"/>
+                            <w:szCs w:val="26"/>
+                          </w:rPr>
+                        </w:pPr>
+                        <w:r>
+                          <w:rPr>
+                            <w:caps/>
+                            <w:color w:val="4472C4" w:themeColor="accent1"/>
+                            <w:sz w:val="26"/>
+                            <w:szCs w:val="26"/>
+                          </w:rPr>
+                          <w:t>Department of Information and Communication Engineering</w:t>
+                        </w:r>
+                      </w:p>
+                      <w:p>
+                        <w:pPr>
+                          <w:spacing w:before="240" w:line="240" w:lineRule="auto"/>
+                          <w:contextualSpacing/>
+                          <w:rPr>
+                            <w:caps/>
+                            <w:color w:val="4472C4" w:themeColor="accent1"/>
+                            <w:sz w:val="26"/>
+                            <w:szCs w:val="26"/>
+                          </w:rPr>
+                        </w:pPr>
+                        <w:r>
+                          <w:rPr>
+                            <w:caps/>
+                            <w:color w:val="4472C4" w:themeColor="accent1"/>
+                            <w:sz w:val="26"/>
+                            <w:szCs w:val="26"/>
+                          </w:rPr>
+                          <w:t>Pabna University of Science and Technology</w:t>
+                        </w:r>
+                      </w:p>
+                      <w:p>
+                        <w:pPr>
+                          <w:spacing w:before="240" w:line="240" w:lineRule="auto"/>
+                          <w:contextualSpacing/>
+                          <w:rPr>
+                            <w:caps/>
+                            <w:color w:val="4472C4" w:themeColor="accent1"/>
+                            <w:sz w:val="26"/>
+                            <w:szCs w:val="26"/>
+                          </w:rPr>
+                        </w:pPr>
+                        <w:r>
+                          <w:rPr>
+                            <w:caps/>
+                            <w:color w:val="4472C4" w:themeColor="accent1"/>
+                            <w:sz w:val="26"/>
+                            <w:szCs w:val="26"/>
+                          </w:rPr>
+                          <w:t>Pabna, Bangladesh</w:t>
+                        </w:r>
+                      </w:p>
+                      <w:p>
+                        <w:pPr>
+                          <w:spacing w:line="240" w:lineRule="auto"/>
+                          <w:contextualSpacing/>
+                          <w:rPr>
+                            <w:caps/>
+                            <w:color w:val="4472C4" w:themeColor="accent1"/>
+                            <w:sz w:val="26"/>
+                            <w:szCs w:val="26"/>
+                          </w:rPr>
+                        </w:pPr>
+                      </w:p>
+                    </w:txbxContent>
+                  </v:textbox>
+                </v:shape>
+                <w10:wrap type="square" anchorx="margin" anchory="page"/>
+              </v:group>
             </w:pict>
           </mc:Fallback>
         </mc:AlternateContent>
@@ -1168,7 +1769,7 @@
           <w:noProof/>
         </w:rPr>
         <w:drawing>
-          <wp:anchor distT="0" distB="0" distL="114300" distR="114300" simplePos="0" relativeHeight="251669504" behindDoc="0" locked="0" layoutInCell="1" allowOverlap="1" wp14:anchorId="61590559" wp14:editId="646E2A77">
+          <wp:anchor distT="0" distB="0" distL="114300" distR="114300" simplePos="0" relativeHeight="251669504" behindDoc="0" locked="0" layoutInCell="1" allowOverlap="1" wp14:anchorId="61590559" wp14:editId="640B2B0E">
             <wp:simplePos x="0" y="0"/>
             <wp:positionH relativeFrom="column">
               <wp:posOffset>3189605</wp:posOffset>
@@ -1193,7 +1794,7 @@
                     </pic:cNvPicPr>
                   </pic:nvPicPr>
                   <pic:blipFill rotWithShape="1">
-                    <a:blip r:embed="rId4">
+                    <a:blip r:embed="rId5">
                       <a:extLst>
                         <a:ext uri="{28A0092B-C50C-407E-A947-70E740481C1C}">
                           <a14:useLocalDpi xmlns:a14="http://schemas.microsoft.com/office/drawing/2010/main" val="0"/>
@@ -1234,430 +1835,6 @@
             </wp14:sizeRelV>
           </wp:anchor>
         </w:drawing>
-      </w:r>
-      <w:r>
-        <w:rPr>
-          <w:noProof/>
-        </w:rPr>
-        <mc:AlternateContent>
-          <mc:Choice Requires="wpg">
-            <w:drawing>
-              <wp:anchor distT="45720" distB="45720" distL="182880" distR="182880" simplePos="0" relativeHeight="251678720" behindDoc="0" locked="0" layoutInCell="1" allowOverlap="1" wp14:anchorId="78D27FEE" wp14:editId="654C6083">
-                <wp:simplePos x="0" y="0"/>
-                <wp:positionH relativeFrom="margin">
-                  <wp:posOffset>2948940</wp:posOffset>
-                </wp:positionH>
-                <wp:positionV relativeFrom="page">
-                  <wp:posOffset>7031437</wp:posOffset>
-                </wp:positionV>
-                <wp:extent cx="3627120" cy="2416728"/>
-                <wp:effectExtent l="0" t="0" r="0" b="3175"/>
-                <wp:wrapSquare wrapText="bothSides"/>
-                <wp:docPr id="198" name="Group 203"/>
-                <wp:cNvGraphicFramePr/>
-                <a:graphic xmlns:a="http://schemas.openxmlformats.org/drawingml/2006/main">
-                  <a:graphicData uri="http://schemas.microsoft.com/office/word/2010/wordprocessingGroup">
-                    <wpg:wgp>
-                      <wpg:cNvGrpSpPr/>
-                      <wpg:grpSpPr>
-                        <a:xfrm>
-                          <a:off x="0" y="0"/>
-                          <a:ext cx="3627120" cy="2416728"/>
-                          <a:chOff x="-121964" y="180309"/>
-                          <a:chExt cx="3628430" cy="1475541"/>
-                        </a:xfrm>
-                      </wpg:grpSpPr>
-                      <wps:wsp>
-                        <wps:cNvPr id="199" name="Rectangle 199"/>
-                        <wps:cNvSpPr/>
-                        <wps:spPr>
-                          <a:xfrm>
-                            <a:off x="-121964" y="180309"/>
-                            <a:ext cx="3567448" cy="270605"/>
-                          </a:xfrm>
-                          <a:prstGeom prst="rect">
-                            <a:avLst/>
-                          </a:prstGeom>
-                          <a:solidFill>
-                            <a:schemeClr val="accent1"/>
-                          </a:solidFill>
-                          <a:ln>
-                            <a:noFill/>
-                          </a:ln>
-                        </wps:spPr>
-                        <wps:style>
-                          <a:lnRef idx="2">
-                            <a:schemeClr val="accent1">
-                              <a:shade val="50000"/>
-                            </a:schemeClr>
-                          </a:lnRef>
-                          <a:fillRef idx="1">
-                            <a:schemeClr val="accent1"/>
-                          </a:fillRef>
-                          <a:effectRef idx="0">
-                            <a:schemeClr val="accent1"/>
-                          </a:effectRef>
-                          <a:fontRef idx="minor">
-                            <a:schemeClr val="lt1"/>
-                          </a:fontRef>
-                        </wps:style>
-                        <wps:txbx>
-                          <w:txbxContent>
-                            <w:p>
-                              <w:pPr>
-                                <w:rPr>
-                                  <w:rFonts w:asciiTheme="majorHAnsi" w:eastAsiaTheme="majorEastAsia" w:hAnsiTheme="majorHAnsi" w:cstheme="majorBidi"/>
-                                  <w:color w:val="FFFFFF" w:themeColor="background1"/>
-                                  <w:sz w:val="36"/>
-                                  <w:szCs w:val="36"/>
-                                </w:rPr>
-                              </w:pPr>
-                              <w:r>
-                                <w:rPr>
-                                  <w:rFonts w:asciiTheme="majorHAnsi" w:eastAsiaTheme="majorEastAsia" w:hAnsiTheme="majorHAnsi" w:cstheme="majorBidi"/>
-                                  <w:color w:val="FFFFFF" w:themeColor="background1"/>
-                                  <w:sz w:val="36"/>
-                                  <w:szCs w:val="36"/>
-                                </w:rPr>
-                                <w:t>SUBMITTED TO:</w:t>
-                              </w:r>
-                            </w:p>
-                          </w:txbxContent>
-                        </wps:txbx>
-                        <wps:bodyPr rot="0" spcFirstLastPara="0" vertOverflow="overflow" horzOverflow="overflow" vert="horz" wrap="square" lIns="91440" tIns="45720" rIns="91440" bIns="45720" numCol="1" spcCol="0" rtlCol="0" fromWordArt="0" anchor="ctr" anchorCtr="0" forceAA="0" compatLnSpc="1">
-                          <a:prstTxWarp prst="textNoShape">
-                            <a:avLst/>
-                          </a:prstTxWarp>
-                          <a:noAutofit/>
-                        </wps:bodyPr>
-                      </wps:wsp>
-                      <wps:wsp>
-                        <wps:cNvPr id="200" name="Text Box 200"/>
-                        <wps:cNvSpPr txBox="1"/>
-                        <wps:spPr>
-                          <a:xfrm>
-                            <a:off x="-60982" y="497685"/>
-                            <a:ext cx="3567448" cy="1158165"/>
-                          </a:xfrm>
-                          <a:prstGeom prst="rect">
-                            <a:avLst/>
-                          </a:prstGeom>
-                          <a:noFill/>
-                          <a:ln w="6350">
-                            <a:noFill/>
-                          </a:ln>
-                          <a:effectLst/>
-                        </wps:spPr>
-                        <wps:style>
-                          <a:lnRef idx="0">
-                            <a:schemeClr val="accent1"/>
-                          </a:lnRef>
-                          <a:fillRef idx="0">
-                            <a:schemeClr val="accent1"/>
-                          </a:fillRef>
-                          <a:effectRef idx="0">
-                            <a:schemeClr val="accent1"/>
-                          </a:effectRef>
-                          <a:fontRef idx="minor">
-                            <a:schemeClr val="dk1"/>
-                          </a:fontRef>
-                        </wps:style>
-                        <wps:txbx>
-                          <w:txbxContent>
-                            <w:p>
-                              <w:pPr>
-                                <w:spacing w:before="240" w:line="240" w:lineRule="auto"/>
-                                <w:contextualSpacing/>
-                                <w:rPr>
-                                  <w:caps/>
-                                  <w:color w:val="4472C4" w:themeColor="accent1"/>
-                                  <w:sz w:val="26"/>
-                                  <w:szCs w:val="26"/>
-                                </w:rPr>
-                              </w:pPr>
-                              <w:r>
-                                <w:rPr>
-                                  <w:caps/>
-                                  <w:color w:val="4472C4" w:themeColor="accent1"/>
-                                  <w:sz w:val="26"/>
-                                  <w:szCs w:val="26"/>
-                                </w:rPr>
-                                <w:t>Dr. Md. Sarwar Hosain</w:t>
-                              </w:r>
-                            </w:p>
-                            <w:p>
-                              <w:pPr>
-                                <w:spacing w:before="240" w:line="240" w:lineRule="auto"/>
-                                <w:contextualSpacing/>
-                                <w:rPr>
-                                  <w:caps/>
-                                  <w:color w:val="4472C4" w:themeColor="accent1"/>
-                                  <w:sz w:val="26"/>
-                                  <w:szCs w:val="26"/>
-                                </w:rPr>
-                              </w:pPr>
-                              <w:r>
-                                <w:rPr>
-                                  <w:caps/>
-                                  <w:color w:val="4472C4" w:themeColor="accent1"/>
-                                  <w:sz w:val="26"/>
-                                  <w:szCs w:val="26"/>
-                                </w:rPr>
-                                <w:t>Associate Professor</w:t>
-                              </w:r>
-                            </w:p>
-                            <w:p>
-                              <w:pPr>
-                                <w:spacing w:before="240" w:line="240" w:lineRule="auto"/>
-                                <w:contextualSpacing/>
-                                <w:rPr>
-                                  <w:caps/>
-                                  <w:color w:val="4472C4" w:themeColor="accent1"/>
-                                  <w:sz w:val="26"/>
-                                  <w:szCs w:val="26"/>
-                                </w:rPr>
-                              </w:pPr>
-                              <w:r>
-                                <w:rPr>
-                                  <w:caps/>
-                                  <w:color w:val="4472C4" w:themeColor="accent1"/>
-                                  <w:sz w:val="26"/>
-                                  <w:szCs w:val="26"/>
-                                </w:rPr>
-                                <w:t>Department of Information and Communication Engineering</w:t>
-                              </w:r>
-                            </w:p>
-                            <w:p>
-                              <w:pPr>
-                                <w:spacing w:before="240" w:line="240" w:lineRule="auto"/>
-                                <w:contextualSpacing/>
-                                <w:rPr>
-                                  <w:caps/>
-                                  <w:color w:val="4472C4" w:themeColor="accent1"/>
-                                  <w:sz w:val="26"/>
-                                  <w:szCs w:val="26"/>
-                                </w:rPr>
-                              </w:pPr>
-                              <w:r>
-                                <w:rPr>
-                                  <w:caps/>
-                                  <w:color w:val="4472C4" w:themeColor="accent1"/>
-                                  <w:sz w:val="26"/>
-                                  <w:szCs w:val="26"/>
-                                </w:rPr>
-                                <w:t>Pabna University of Science and Technology</w:t>
-                              </w:r>
-                            </w:p>
-                            <w:p>
-                              <w:pPr>
-                                <w:spacing w:before="240" w:line="240" w:lineRule="auto"/>
-                                <w:contextualSpacing/>
-                                <w:rPr>
-                                  <w:caps/>
-                                  <w:color w:val="4472C4" w:themeColor="accent1"/>
-                                  <w:sz w:val="26"/>
-                                  <w:szCs w:val="26"/>
-                                </w:rPr>
-                              </w:pPr>
-                              <w:r>
-                                <w:rPr>
-                                  <w:caps/>
-                                  <w:color w:val="4472C4" w:themeColor="accent1"/>
-                                  <w:sz w:val="26"/>
-                                  <w:szCs w:val="26"/>
-                                </w:rPr>
-                                <w:t>Pabna, Bangladesh</w:t>
-                              </w:r>
-                            </w:p>
-                            <w:p>
-                              <w:pPr>
-                                <w:spacing w:line="240" w:lineRule="auto"/>
-                                <w:contextualSpacing/>
-                                <w:rPr>
-                                  <w:caps/>
-                                  <w:color w:val="4472C4" w:themeColor="accent1"/>
-                                  <w:sz w:val="26"/>
-                                  <w:szCs w:val="26"/>
-                                </w:rPr>
-                              </w:pPr>
-                            </w:p>
-                          </w:txbxContent>
-                        </wps:txbx>
-                        <wps:bodyPr rot="0" spcFirstLastPara="0" vertOverflow="overflow" horzOverflow="overflow" vert="horz" wrap="square" lIns="91440" tIns="91440" rIns="91440" bIns="0" numCol="1" spcCol="0" rtlCol="0" fromWordArt="0" anchor="t" anchorCtr="0" forceAA="0" compatLnSpc="1">
-                          <a:prstTxWarp prst="textNoShape">
-                            <a:avLst/>
-                          </a:prstTxWarp>
-                          <a:noAutofit/>
-                        </wps:bodyPr>
-                      </wps:wsp>
-                    </wpg:wgp>
-                  </a:graphicData>
-                </a:graphic>
-                <wp14:sizeRelH relativeFrom="margin">
-                  <wp14:pctWidth>0</wp14:pctWidth>
-                </wp14:sizeRelH>
-                <wp14:sizeRelV relativeFrom="margin">
-                  <wp14:pctHeight>0</wp14:pctHeight>
-                </wp14:sizeRelV>
-              </wp:anchor>
-            </w:drawing>
-          </mc:Choice>
-          <mc:Fallback>
-            <w:pict>
-              <v:group w14:anchorId="78D27FEE" id="Group 203" o:spid="_x0000_s1027" style="position:absolute;margin-left:232.2pt;margin-top:553.65pt;width:285.6pt;height:190.3pt;z-index:251678720;mso-wrap-distance-left:14.4pt;mso-wrap-distance-top:3.6pt;mso-wrap-distance-right:14.4pt;mso-wrap-distance-bottom:3.6pt;mso-position-horizontal-relative:margin;mso-position-vertical-relative:page;mso-width-relative:margin;mso-height-relative:margin" coordorigin="-1219,1803" coordsize="36284,14755" o:gfxdata="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">
-                <v:rect id="Rectangle 199" o:spid="_x0000_s1028" style="position:absolute;left:-1219;top:1803;width:35673;height:2706;visibility:visible;mso-wrap-style:square;v-text-anchor:middle" o:gfxdata="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" fillcolor="#4472c4 [3204]" stroked="f" strokeweight="1pt">
-                  <v:textbox>
-                    <w:txbxContent>
-                      <w:p>
-                        <w:pPr>
-                          <w:rPr>
-                            <w:rFonts w:asciiTheme="majorHAnsi" w:eastAsiaTheme="majorEastAsia" w:hAnsiTheme="majorHAnsi" w:cstheme="majorBidi"/>
-                            <w:color w:val="FFFFFF" w:themeColor="background1"/>
-                            <w:sz w:val="36"/>
-                            <w:szCs w:val="36"/>
-                          </w:rPr>
-                        </w:pPr>
-                        <w:r>
-                          <w:rPr>
-                            <w:rFonts w:asciiTheme="majorHAnsi" w:eastAsiaTheme="majorEastAsia" w:hAnsiTheme="majorHAnsi" w:cstheme="majorBidi"/>
-                            <w:color w:val="FFFFFF" w:themeColor="background1"/>
-                            <w:sz w:val="36"/>
-                            <w:szCs w:val="36"/>
-                          </w:rPr>
-                          <w:t>SUBMITTED TO:</w:t>
-                        </w:r>
-                      </w:p>
-                    </w:txbxContent>
-                  </v:textbox>
-                </v:rect>
-                <v:shape id="Text Box 200" o:spid="_x0000_s1029" type="#_x0000_t202" style="position:absolute;left:-609;top:4976;width:35673;height:11582;visibility:visible;mso-wrap-style:square;v-text-anchor:top" o:gfxdata="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" filled="f" stroked="f" strokeweight=".5pt">
-                  <v:textbox inset=",7.2pt,,0">
-                    <w:txbxContent>
-                      <w:p>
-                        <w:pPr>
-                          <w:spacing w:before="240" w:line="240" w:lineRule="auto"/>
-                          <w:contextualSpacing/>
-                          <w:rPr>
-                            <w:caps/>
-                            <w:color w:val="4472C4" w:themeColor="accent1"/>
-                            <w:sz w:val="26"/>
-                            <w:szCs w:val="26"/>
-                          </w:rPr>
-                        </w:pPr>
-                        <w:r>
-                          <w:rPr>
-                            <w:caps/>
-                            <w:color w:val="4472C4" w:themeColor="accent1"/>
-                            <w:sz w:val="26"/>
-                            <w:szCs w:val="26"/>
-                          </w:rPr>
-                          <w:t>Dr. Md. Sarwar Hosain</w:t>
-                        </w:r>
-                      </w:p>
-                      <w:p>
-                        <w:pPr>
-                          <w:spacing w:before="240" w:line="240" w:lineRule="auto"/>
-                          <w:contextualSpacing/>
-                          <w:rPr>
-                            <w:caps/>
-                            <w:color w:val="4472C4" w:themeColor="accent1"/>
-                            <w:sz w:val="26"/>
-                            <w:szCs w:val="26"/>
-                          </w:rPr>
-                        </w:pPr>
-                        <w:r>
-                          <w:rPr>
-                            <w:caps/>
-                            <w:color w:val="4472C4" w:themeColor="accent1"/>
-                            <w:sz w:val="26"/>
-                            <w:szCs w:val="26"/>
-                          </w:rPr>
-                          <w:t>Associate Professor</w:t>
-                        </w:r>
-                      </w:p>
-                      <w:p>
-                        <w:pPr>
-                          <w:spacing w:before="240" w:line="240" w:lineRule="auto"/>
-                          <w:contextualSpacing/>
-                          <w:rPr>
-                            <w:caps/>
-                            <w:color w:val="4472C4" w:themeColor="accent1"/>
-                            <w:sz w:val="26"/>
-                            <w:szCs w:val="26"/>
-                          </w:rPr>
-                        </w:pPr>
-                        <w:r>
-                          <w:rPr>
-                            <w:caps/>
-                            <w:color w:val="4472C4" w:themeColor="accent1"/>
-                            <w:sz w:val="26"/>
-                            <w:szCs w:val="26"/>
-                          </w:rPr>
-                          <w:t>Department of Information and Communication Engineering</w:t>
-                        </w:r>
-                      </w:p>
-                      <w:p>
-                        <w:pPr>
-                          <w:spacing w:before="240" w:line="240" w:lineRule="auto"/>
-                          <w:contextualSpacing/>
-                          <w:rPr>
-                            <w:caps/>
-                            <w:color w:val="4472C4" w:themeColor="accent1"/>
-                            <w:sz w:val="26"/>
-                            <w:szCs w:val="26"/>
-                          </w:rPr>
-                        </w:pPr>
-                        <w:r>
-                          <w:rPr>
-                            <w:caps/>
-                            <w:color w:val="4472C4" w:themeColor="accent1"/>
-                            <w:sz w:val="26"/>
-                            <w:szCs w:val="26"/>
-                          </w:rPr>
-                          <w:t>Pabna University of Science and Technology</w:t>
-                        </w:r>
-                      </w:p>
-                      <w:p>
-                        <w:pPr>
-                          <w:spacing w:before="240" w:line="240" w:lineRule="auto"/>
-                          <w:contextualSpacing/>
-                          <w:rPr>
-                            <w:caps/>
-                            <w:color w:val="4472C4" w:themeColor="accent1"/>
-                            <w:sz w:val="26"/>
-                            <w:szCs w:val="26"/>
-                          </w:rPr>
-                        </w:pPr>
-                        <w:r>
-                          <w:rPr>
-                            <w:caps/>
-                            <w:color w:val="4472C4" w:themeColor="accent1"/>
-                            <w:sz w:val="26"/>
-                            <w:szCs w:val="26"/>
-                          </w:rPr>
-                          <w:t>Pabna, Bangladesh</w:t>
-                        </w:r>
-                      </w:p>
-                      <w:p>
-                        <w:pPr>
-                          <w:spacing w:line="240" w:lineRule="auto"/>
-                          <w:contextualSpacing/>
-                          <w:rPr>
-                            <w:caps/>
-                            <w:color w:val="4472C4" w:themeColor="accent1"/>
-                            <w:sz w:val="26"/>
-                            <w:szCs w:val="26"/>
-                          </w:rPr>
-                        </w:pPr>
-                      </w:p>
-                    </w:txbxContent>
-                  </v:textbox>
-                </v:shape>
-                <w10:wrap type="square" anchorx="margin" anchory="page"/>
-              </v:group>
-            </w:pict>
-          </mc:Fallback>
-        </mc:AlternateContent>
       </w:r>
       <w:r>
         <w:rPr>
@@ -2236,7 +2413,7 @@
         <mc:AlternateContent>
           <mc:Choice Requires="wps">
             <w:drawing>
-              <wp:anchor distT="45720" distB="45720" distL="114300" distR="114300" simplePos="0" relativeHeight="251676672" behindDoc="0" locked="0" layoutInCell="1" allowOverlap="1" wp14:anchorId="68FD2637" wp14:editId="286483A0">
+              <wp:anchor distT="45720" distB="45720" distL="114300" distR="114300" simplePos="0" relativeHeight="251676672" behindDoc="0" locked="0" layoutInCell="1" allowOverlap="1" wp14:anchorId="68FD2637" wp14:editId="6946C153">
                 <wp:simplePos x="0" y="0"/>
                 <wp:positionH relativeFrom="margin">
                   <wp:align>right</wp:align>
@@ -2460,128 +2637,6 @@
                   </w:txbxContent>
                 </v:textbox>
                 <w10:wrap type="square" anchorx="margin"/>
-              </v:shape>
-            </w:pict>
-          </mc:Fallback>
-        </mc:AlternateContent>
-      </w:r>
-      <w:r>
-        <w:rPr>
-          <w:noProof/>
-        </w:rPr>
-        <mc:AlternateContent>
-          <mc:Choice Requires="wps">
-            <w:drawing>
-              <wp:anchor distT="0" distB="0" distL="114300" distR="114300" simplePos="0" relativeHeight="251664384" behindDoc="0" locked="0" layoutInCell="1" allowOverlap="1" wp14:anchorId="489CA2CC" wp14:editId="14D6D2EA">
-                <wp:simplePos x="0" y="0"/>
-                <wp:positionH relativeFrom="margin">
-                  <wp:posOffset>-205740</wp:posOffset>
-                </wp:positionH>
-                <wp:positionV relativeFrom="paragraph">
-                  <wp:posOffset>1706880</wp:posOffset>
-                </wp:positionV>
-                <wp:extent cx="6015990" cy="556895"/>
-                <wp:effectExtent l="0" t="0" r="3810" b="14605"/>
-                <wp:wrapNone/>
-                <wp:docPr id="137" name="Text Box 137"/>
-                <wp:cNvGraphicFramePr/>
-                <a:graphic xmlns:a="http://schemas.openxmlformats.org/drawingml/2006/main">
-                  <a:graphicData uri="http://schemas.microsoft.com/office/word/2010/wordprocessingShape">
-                    <wps:wsp>
-                      <wps:cNvSpPr txBox="1"/>
-                      <wps:spPr>
-                        <a:xfrm>
-                          <a:off x="0" y="0"/>
-                          <a:ext cx="6015990" cy="556895"/>
-                        </a:xfrm>
-                        <a:prstGeom prst="rect">
-                          <a:avLst/>
-                        </a:prstGeom>
-                        <a:noFill/>
-                        <a:ln w="6350">
-                          <a:noFill/>
-                        </a:ln>
-                      </wps:spPr>
-                      <wps:txbx>
-                        <w:txbxContent>
-                          <w:p>
-                            <w:pPr>
-                              <w:spacing w:after="0" w:line="192" w:lineRule="auto"/>
-                              <w:jc w:val="center"/>
-                              <w:rPr>
-                                <w:rFonts w:ascii="Adobe Gothic Std B" w:eastAsia="Adobe Gothic Std B" w:hAnsi="Adobe Gothic Std B"/>
-                                <w:b/>
-                                <w:bCs/>
-                                <w:color w:val="1E659B"/>
-                                <w:sz w:val="60"/>
-                                <w:szCs w:val="60"/>
-                              </w:rPr>
-                            </w:pPr>
-                            <w:r>
-                              <w:rPr>
-                                <w:rFonts w:ascii="Adobe Gothic Std B" w:eastAsia="Adobe Gothic Std B" w:hAnsi="Adobe Gothic Std B"/>
-                                <w:b/>
-                                <w:bCs/>
-                                <w:color w:val="1E659B"/>
-                                <w:sz w:val="60"/>
-                                <w:szCs w:val="60"/>
-                              </w:rPr>
-                              <w:t>PROJECT REPORT</w:t>
-                            </w:r>
-                          </w:p>
-                        </w:txbxContent>
-                      </wps:txbx>
-                      <wps:bodyPr rot="0" spcFirstLastPara="0" vertOverflow="overflow" horzOverflow="overflow" vert="horz" wrap="square" lIns="0" tIns="0" rIns="0" bIns="0" numCol="1" spcCol="0" rtlCol="0" fromWordArt="0" anchor="t" anchorCtr="0" forceAA="0" compatLnSpc="1">
-                        <a:prstTxWarp prst="textNoShape">
-                          <a:avLst/>
-                        </a:prstTxWarp>
-                        <a:noAutofit/>
-                      </wps:bodyPr>
-                    </wps:wsp>
-                  </a:graphicData>
-                </a:graphic>
-                <wp14:sizeRelH relativeFrom="margin">
-                  <wp14:pctWidth>0</wp14:pctWidth>
-                </wp14:sizeRelH>
-                <wp14:sizeRelV relativeFrom="margin">
-                  <wp14:pctHeight>0</wp14:pctHeight>
-                </wp14:sizeRelV>
-              </wp:anchor>
-            </w:drawing>
-          </mc:Choice>
-          <mc:Fallback>
-            <w:pict>
-              <v:shape w14:anchorId="489CA2CC" id="Text Box 137" o:spid="_x0000_s1034" type="#_x0000_t202" style="position:absolute;margin-left:-16.2pt;margin-top:134.4pt;width:473.7pt;height:43.85pt;z-index:251664384;visibility:visible;mso-wrap-style:square;mso-width-percent:0;mso-height-percent:0;mso-wrap-distance-left:9pt;mso-wrap-distance-top:0;mso-wrap-distance-right:9pt;mso-wrap-distance-bottom:0;mso-position-horizontal:absolute;mso-position-horizontal-relative:margin;mso-position-vertical:absolute;mso-position-vertical-relative:text;mso-width-percent:0;mso-height-percent:0;mso-width-relative:margin;mso-height-relative:margin;v-text-anchor:top" o:gfxdata="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" filled="f" stroked="f" strokeweight=".5pt">
-                <v:textbox inset="0,0,0,0">
-                  <w:txbxContent>
-                    <w:p>
-                      <w:pPr>
-                        <w:spacing w:after="0" w:line="192" w:lineRule="auto"/>
-                        <w:jc w:val="center"/>
-                        <w:rPr>
-                          <w:rFonts w:ascii="Adobe Gothic Std B" w:eastAsia="Adobe Gothic Std B" w:hAnsi="Adobe Gothic Std B"/>
-                          <w:b/>
-                          <w:bCs/>
-                          <w:color w:val="1E659B"/>
-                          <w:sz w:val="60"/>
-                          <w:szCs w:val="60"/>
-                        </w:rPr>
-                      </w:pPr>
-                      <w:r>
-                        <w:rPr>
-                          <w:rFonts w:ascii="Adobe Gothic Std B" w:eastAsia="Adobe Gothic Std B" w:hAnsi="Adobe Gothic Std B"/>
-                          <w:b/>
-                          <w:bCs/>
-                          <w:color w:val="1E659B"/>
-                          <w:sz w:val="60"/>
-                          <w:szCs w:val="60"/>
-                        </w:rPr>
-                        <w:t>PROJECT REPORT</w:t>
-                      </w:r>
-                    </w:p>
-                  </w:txbxContent>
-                </v:textbox>
-                <w10:wrap anchorx="margin"/>
               </v:shape>
             </w:pict>
           </mc:Fallback>
@@ -3001,7 +3056,6 @@
   <w:style w:type="character" w:default="1" w:styleId="DefaultParagraphFont">
     <w:name w:val="Default Paragraph Font"/>
     <w:uiPriority w:val="1"/>
-    <w:semiHidden/>
     <w:unhideWhenUsed/>
   </w:style>
   <w:style w:type="table" w:default="1" w:styleId="TableNormal">

--- a/Web Programming/Project/case-study-assignment-cover-page-template.docx
+++ b/Web Programming/Project/case-study-assignment-cover-page-template.docx
@@ -7,355 +7,19 @@
         <w:rPr>
           <w:noProof/>
         </w:rPr>
-        <w:drawing>
-          <wp:anchor distT="0" distB="0" distL="114300" distR="114300" simplePos="0" relativeHeight="251682816" behindDoc="0" locked="0" layoutInCell="1" allowOverlap="1" wp14:anchorId="38D62271" wp14:editId="796C9852">
-            <wp:simplePos x="0" y="0"/>
-            <wp:positionH relativeFrom="column">
-              <wp:posOffset>-830580</wp:posOffset>
-            </wp:positionH>
-            <wp:positionV relativeFrom="paragraph">
-              <wp:posOffset>158</wp:posOffset>
-            </wp:positionV>
-            <wp:extent cx="1287780" cy="1310640"/>
-            <wp:effectExtent l="0" t="0" r="7620" b="3810"/>
-            <wp:wrapSquare wrapText="bothSides"/>
-            <wp:docPr id="2092505107" name="Picture 14" descr="General Notice"/>
-            <wp:cNvGraphicFramePr>
-              <a:graphicFrameLocks xmlns:a="http://schemas.openxmlformats.org/drawingml/2006/main" noChangeAspect="1"/>
-            </wp:cNvGraphicFramePr>
-            <a:graphic xmlns:a="http://schemas.openxmlformats.org/drawingml/2006/main">
-              <a:graphicData uri="http://schemas.openxmlformats.org/drawingml/2006/picture">
-                <pic:pic xmlns:pic="http://schemas.openxmlformats.org/drawingml/2006/picture">
-                  <pic:nvPicPr>
-                    <pic:cNvPr id="0" name="Picture 6" descr="General Notice"/>
-                    <pic:cNvPicPr>
-                      <a:picLocks noChangeAspect="1" noChangeArrowheads="1"/>
-                    </pic:cNvPicPr>
-                  </pic:nvPicPr>
-                  <pic:blipFill>
-                    <a:blip r:embed="rId4">
-                      <a:extLst>
-                        <a:ext uri="{28A0092B-C50C-407E-A947-70E740481C1C}">
-                          <a14:useLocalDpi xmlns:a14="http://schemas.microsoft.com/office/drawing/2010/main" val="0"/>
-                        </a:ext>
-                      </a:extLst>
-                    </a:blip>
-                    <a:srcRect/>
-                    <a:stretch>
-                      <a:fillRect/>
-                    </a:stretch>
-                  </pic:blipFill>
-                  <pic:spPr bwMode="auto">
-                    <a:xfrm>
-                      <a:off x="0" y="0"/>
-                      <a:ext cx="1287780" cy="1310640"/>
-                    </a:xfrm>
-                    <a:prstGeom prst="rect">
-                      <a:avLst/>
-                    </a:prstGeom>
-                    <a:noFill/>
-                    <a:ln>
-                      <a:noFill/>
-                    </a:ln>
-                  </pic:spPr>
-                </pic:pic>
-              </a:graphicData>
-            </a:graphic>
-            <wp14:sizeRelH relativeFrom="margin">
-              <wp14:pctWidth>0</wp14:pctWidth>
-            </wp14:sizeRelH>
-            <wp14:sizeRelV relativeFrom="margin">
-              <wp14:pctHeight>0</wp14:pctHeight>
-            </wp14:sizeRelV>
-          </wp:anchor>
-        </w:drawing>
-      </w:r>
-      <w:r>
-        <w:rPr>
-          <w:noProof/>
-        </w:rPr>
-        <mc:AlternateContent>
-          <mc:Choice Requires="wps">
-            <w:drawing>
-              <wp:anchor distT="0" distB="0" distL="114300" distR="114300" simplePos="0" relativeHeight="251681792" behindDoc="0" locked="0" layoutInCell="1" allowOverlap="1" wp14:anchorId="6541364A" wp14:editId="70FD561F">
-                <wp:simplePos x="0" y="0"/>
-                <wp:positionH relativeFrom="column">
-                  <wp:posOffset>815340</wp:posOffset>
-                </wp:positionH>
-                <wp:positionV relativeFrom="paragraph">
-                  <wp:posOffset>1729740</wp:posOffset>
-                </wp:positionV>
-                <wp:extent cx="3451860" cy="1188720"/>
-                <wp:effectExtent l="0" t="0" r="0" b="0"/>
-                <wp:wrapNone/>
-                <wp:docPr id="569683684" name="Text Box 31"/>
-                <wp:cNvGraphicFramePr/>
-                <a:graphic xmlns:a="http://schemas.openxmlformats.org/drawingml/2006/main">
-                  <a:graphicData uri="http://schemas.microsoft.com/office/word/2010/wordprocessingShape">
-                    <wps:wsp>
-                      <wps:cNvSpPr txBox="1"/>
-                      <wps:spPr>
-                        <a:xfrm>
-                          <a:off x="0" y="0"/>
-                          <a:ext cx="3451860" cy="1188720"/>
-                        </a:xfrm>
-                        <a:prstGeom prst="rect">
-                          <a:avLst/>
-                        </a:prstGeom>
-                        <a:solidFill>
-                          <a:schemeClr val="lt1"/>
-                        </a:solidFill>
-                        <a:ln w="6350">
-                          <a:noFill/>
-                        </a:ln>
-                      </wps:spPr>
-                      <wps:txbx>
-                        <w:txbxContent>
-                          <w:p>
-                            <w:pPr>
-                              <w:jc w:val="center"/>
-                              <w:rPr>
-                                <w:rFonts w:ascii="Agency FB" w:hAnsi="Agency FB"/>
-                                <w:bCs/>
-                                <w:color w:val="4472C4" w:themeColor="accent1"/>
-                                <w:sz w:val="36"/>
-                                <w:szCs w:val="36"/>
-                              </w:rPr>
-                            </w:pPr>
-                            <w:r>
-                              <w:rPr>
-                                <w:rFonts w:ascii="Agency FB" w:hAnsi="Agency FB"/>
-                                <w:bCs/>
-                                <w:color w:val="4472C4" w:themeColor="accent1"/>
-                                <w:sz w:val="36"/>
-                                <w:szCs w:val="36"/>
-                              </w:rPr>
-                              <w:t>Course Code: ICE - 3105</w:t>
-                            </w:r>
-                          </w:p>
-                          <w:p>
-                            <w:pPr>
-                              <w:jc w:val="center"/>
-                              <w:rPr>
-                                <w:rFonts w:ascii="Agency FB" w:eastAsia="SimSun-ExtB" w:hAnsi="Agency FB"/>
-                                <w:bCs/>
-                                <w:color w:val="4472C4" w:themeColor="accent1"/>
-                                <w:sz w:val="36"/>
-                                <w:szCs w:val="36"/>
-                              </w:rPr>
-                            </w:pPr>
-                            <w:r>
-                              <w:rPr>
-                                <w:rFonts w:ascii="Agency FB" w:eastAsia="SimSun-ExtB" w:hAnsi="Agency FB"/>
-                                <w:bCs/>
-                                <w:color w:val="4472C4" w:themeColor="accent1"/>
-                                <w:sz w:val="36"/>
-                                <w:szCs w:val="36"/>
-                              </w:rPr>
-                              <w:t xml:space="preserve">Course Title: Database Management Systems </w:t>
-                            </w:r>
-                          </w:p>
-                          <w:p>
-                            <w:pPr>
-                              <w:jc w:val="center"/>
-                              <w:rPr>
-                                <w:rFonts w:ascii="Times New Roman" w:hAnsi="Times New Roman" w:cs="Times New Roman"/>
-                                <w:bCs/>
-                                <w:color w:val="4472C4" w:themeColor="accent1"/>
-                                <w:sz w:val="36"/>
-                                <w:szCs w:val="36"/>
-                              </w:rPr>
-                            </w:pPr>
-                            <w:bookmarkStart w:id="0" w:name="_Hlk209733082"/>
-                            <w:r>
-                              <w:rPr>
-                                <w:rFonts w:ascii="Agency FB" w:eastAsia="SimSun-ExtB" w:hAnsi="Agency FB"/>
-                                <w:bCs/>
-                                <w:color w:val="4472C4" w:themeColor="accent1"/>
-                                <w:sz w:val="36"/>
-                                <w:szCs w:val="36"/>
-                              </w:rPr>
-                              <w:t>Assignment</w:t>
-                            </w:r>
-                            <w:bookmarkEnd w:id="0"/>
-                            <w:r>
-                              <w:rPr>
-                                <w:rFonts w:ascii="Agency FB" w:eastAsia="SimSun-ExtB" w:hAnsi="Agency FB"/>
-                                <w:bCs/>
-                                <w:color w:val="4472C4" w:themeColor="accent1"/>
-                                <w:sz w:val="36"/>
-                                <w:szCs w:val="36"/>
-                              </w:rPr>
-                              <w:t xml:space="preserve">: SQL </w:t>
-                            </w:r>
-                            <w:r>
-                              <w:rPr>
-                                <w:rFonts w:ascii="Times New Roman" w:hAnsi="Times New Roman" w:cs="Times New Roman"/>
-                                <w:bCs/>
-                                <w:color w:val="4472C4" w:themeColor="accent1"/>
-                                <w:sz w:val="36"/>
-                                <w:szCs w:val="36"/>
-                              </w:rPr>
-                              <w:t>Normalization</w:t>
-                            </w:r>
-                          </w:p>
-                          <w:p>
-                            <w:pPr>
-                              <w:rPr>
-                                <w:sz w:val="40"/>
-                                <w:szCs w:val="40"/>
-                              </w:rPr>
-                            </w:pPr>
-                          </w:p>
-                        </w:txbxContent>
-                      </wps:txbx>
-                      <wps:bodyPr rot="0" spcFirstLastPara="0" vertOverflow="overflow" horzOverflow="overflow" vert="horz" wrap="square" lIns="91440" tIns="45720" rIns="91440" bIns="45720" numCol="1" spcCol="0" rtlCol="0" fromWordArt="0" anchor="t" anchorCtr="0" forceAA="0" compatLnSpc="1">
-                        <a:prstTxWarp prst="textNoShape">
-                          <a:avLst/>
-                        </a:prstTxWarp>
-                        <a:noAutofit/>
-                      </wps:bodyPr>
-                    </wps:wsp>
-                  </a:graphicData>
-                </a:graphic>
-                <wp14:sizeRelH relativeFrom="margin">
-                  <wp14:pctWidth>0</wp14:pctWidth>
-                </wp14:sizeRelH>
-                <wp14:sizeRelV relativeFrom="margin">
-                  <wp14:pctHeight>0</wp14:pctHeight>
-                </wp14:sizeRelV>
-              </wp:anchor>
-            </w:drawing>
-          </mc:Choice>
-          <mc:Fallback>
-            <w:pict>
-              <v:shapetype w14:anchorId="6541364A" id="_x0000_t202" coordsize="21600,21600" o:spt="202" path="m,l,21600r21600,l21600,xe">
-                <v:stroke joinstyle="miter"/>
-                <v:path gradientshapeok="t" o:connecttype="rect"/>
-              </v:shapetype>
-              <v:shape id="Text Box 31" o:spid="_x0000_s1026" type="#_x0000_t202" style="position:absolute;margin-left:64.2pt;margin-top:136.2pt;width:271.8pt;height:93.6pt;z-index:251681792;visibility:visible;mso-wrap-style:square;mso-width-percent:0;mso-height-percent:0;mso-wrap-distance-left:9pt;mso-wrap-distance-top:0;mso-wrap-distance-right:9pt;mso-wrap-distance-bottom:0;mso-position-horizontal:absolute;mso-position-horizontal-relative:text;mso-position-vertical:absolute;mso-position-vertical-relative:text;mso-width-percent:0;mso-height-percent:0;mso-width-relative:margin;mso-height-relative:margin;v-text-anchor:top" o:gfxdata="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" fillcolor="white [3201]" stroked="f" strokeweight=".5pt">
-                <v:textbox>
-                  <w:txbxContent>
-                    <w:p>
-                      <w:pPr>
-                        <w:jc w:val="center"/>
-                        <w:rPr>
-                          <w:rFonts w:ascii="Agency FB" w:hAnsi="Agency FB"/>
-                          <w:bCs/>
-                          <w:color w:val="4472C4" w:themeColor="accent1"/>
-                          <w:sz w:val="36"/>
-                          <w:szCs w:val="36"/>
-                        </w:rPr>
-                      </w:pPr>
-                      <w:r>
-                        <w:rPr>
-                          <w:rFonts w:ascii="Agency FB" w:hAnsi="Agency FB"/>
-                          <w:bCs/>
-                          <w:color w:val="4472C4" w:themeColor="accent1"/>
-                          <w:sz w:val="36"/>
-                          <w:szCs w:val="36"/>
-                        </w:rPr>
-                        <w:t>Course Code: ICE - 3105</w:t>
-                      </w:r>
-                    </w:p>
-                    <w:p>
-                      <w:pPr>
-                        <w:jc w:val="center"/>
-                        <w:rPr>
-                          <w:rFonts w:ascii="Agency FB" w:eastAsia="SimSun-ExtB" w:hAnsi="Agency FB"/>
-                          <w:bCs/>
-                          <w:color w:val="4472C4" w:themeColor="accent1"/>
-                          <w:sz w:val="36"/>
-                          <w:szCs w:val="36"/>
-                        </w:rPr>
-                      </w:pPr>
-                      <w:r>
-                        <w:rPr>
-                          <w:rFonts w:ascii="Agency FB" w:eastAsia="SimSun-ExtB" w:hAnsi="Agency FB"/>
-                          <w:bCs/>
-                          <w:color w:val="4472C4" w:themeColor="accent1"/>
-                          <w:sz w:val="36"/>
-                          <w:szCs w:val="36"/>
-                        </w:rPr>
-                        <w:t xml:space="preserve">Course Title: Database Management Systems </w:t>
-                      </w:r>
-                    </w:p>
-                    <w:p>
-                      <w:pPr>
-                        <w:jc w:val="center"/>
-                        <w:rPr>
-                          <w:rFonts w:ascii="Times New Roman" w:hAnsi="Times New Roman" w:cs="Times New Roman"/>
-                          <w:bCs/>
-                          <w:color w:val="4472C4" w:themeColor="accent1"/>
-                          <w:sz w:val="36"/>
-                          <w:szCs w:val="36"/>
-                        </w:rPr>
-                      </w:pPr>
-                      <w:bookmarkStart w:id="1" w:name="_Hlk209733082"/>
-                      <w:r>
-                        <w:rPr>
-                          <w:rFonts w:ascii="Agency FB" w:eastAsia="SimSun-ExtB" w:hAnsi="Agency FB"/>
-                          <w:bCs/>
-                          <w:color w:val="4472C4" w:themeColor="accent1"/>
-                          <w:sz w:val="36"/>
-                          <w:szCs w:val="36"/>
-                        </w:rPr>
-                        <w:t>Assignment</w:t>
-                      </w:r>
-                      <w:bookmarkEnd w:id="1"/>
-                      <w:r>
-                        <w:rPr>
-                          <w:rFonts w:ascii="Agency FB" w:eastAsia="SimSun-ExtB" w:hAnsi="Agency FB"/>
-                          <w:bCs/>
-                          <w:color w:val="4472C4" w:themeColor="accent1"/>
-                          <w:sz w:val="36"/>
-                          <w:szCs w:val="36"/>
-                        </w:rPr>
-                        <w:t xml:space="preserve">: SQL </w:t>
-                      </w:r>
-                      <w:r>
-                        <w:rPr>
-                          <w:rFonts w:ascii="Times New Roman" w:hAnsi="Times New Roman" w:cs="Times New Roman"/>
-                          <w:bCs/>
-                          <w:color w:val="4472C4" w:themeColor="accent1"/>
-                          <w:sz w:val="36"/>
-                          <w:szCs w:val="36"/>
-                        </w:rPr>
-                        <w:t>Normalization</w:t>
-                      </w:r>
-                    </w:p>
-                    <w:p>
-                      <w:pPr>
-                        <w:rPr>
-                          <w:sz w:val="40"/>
-                          <w:szCs w:val="40"/>
-                        </w:rPr>
-                      </w:pPr>
-                    </w:p>
-                  </w:txbxContent>
-                </v:textbox>
-              </v:shape>
-            </w:pict>
-          </mc:Fallback>
-        </mc:AlternateContent>
-      </w:r>
-      <w:r>
-        <w:rPr>
-          <w:noProof/>
-        </w:rPr>
         <mc:AlternateContent>
           <mc:Choice Requires="wpg">
             <w:drawing>
-              <wp:anchor distT="45720" distB="45720" distL="182880" distR="182880" simplePos="0" relativeHeight="251678720" behindDoc="0" locked="0" layoutInCell="1" allowOverlap="1" wp14:anchorId="78D27FEE" wp14:editId="3DCCBC00">
+              <wp:anchor distT="45720" distB="45720" distL="182880" distR="182880" simplePos="0" relativeHeight="251678720" behindDoc="0" locked="0" layoutInCell="1" allowOverlap="1" wp14:anchorId="78D27FEE" wp14:editId="390E7B15">
                 <wp:simplePos x="0" y="0"/>
                 <wp:positionH relativeFrom="margin">
-                  <wp:posOffset>2918460</wp:posOffset>
+                  <wp:posOffset>2910840</wp:posOffset>
                 </wp:positionH>
                 <wp:positionV relativeFrom="page">
-                  <wp:posOffset>7033260</wp:posOffset>
+                  <wp:posOffset>6301740</wp:posOffset>
                 </wp:positionV>
-                <wp:extent cx="3596640" cy="2110740"/>
-                <wp:effectExtent l="0" t="0" r="3810" b="3810"/>
+                <wp:extent cx="3566160" cy="2164080"/>
+                <wp:effectExtent l="0" t="0" r="0" b="7620"/>
                 <wp:wrapSquare wrapText="bothSides"/>
                 <wp:docPr id="198" name="Group 203"/>
                 <wp:cNvGraphicFramePr/>
@@ -366,9 +30,9 @@
                       <wpg:grpSpPr>
                         <a:xfrm>
                           <a:off x="0" y="0"/>
-                          <a:ext cx="3596640" cy="2110740"/>
-                          <a:chOff x="-152455" y="180309"/>
-                          <a:chExt cx="3597939" cy="1288719"/>
+                          <a:ext cx="3566160" cy="2164080"/>
+                          <a:chOff x="-99096" y="189613"/>
+                          <a:chExt cx="3567448" cy="1321287"/>
                         </a:xfrm>
                       </wpg:grpSpPr>
                       <wps:wsp>
@@ -376,8 +40,8 @@
                         <wps:cNvSpPr/>
                         <wps:spPr>
                           <a:xfrm>
-                            <a:off x="-121964" y="180309"/>
-                            <a:ext cx="3567448" cy="270605"/>
+                            <a:off x="-91473" y="189613"/>
+                            <a:ext cx="2782305" cy="270605"/>
                           </a:xfrm>
                           <a:prstGeom prst="rect">
                             <a:avLst/>
@@ -440,7 +104,7 @@
                         <wps:cNvSpPr txBox="1"/>
                         <wps:spPr>
                           <a:xfrm>
-                            <a:off x="-152455" y="333839"/>
+                            <a:off x="-99096" y="375711"/>
                             <a:ext cx="3567448" cy="1135189"/>
                           </a:xfrm>
                           <a:prstGeom prst="rect">
@@ -486,7 +150,7 @@
                                   <w:sz w:val="26"/>
                                   <w:szCs w:val="26"/>
                                 </w:rPr>
-                                <w:t>Akif Mahdi</w:t>
+                                <w:t>Taskin Noor Turna</w:t>
                               </w:r>
                             </w:p>
                             <w:p>
@@ -507,7 +171,7 @@
                                   <w:sz w:val="26"/>
                                   <w:szCs w:val="26"/>
                                 </w:rPr>
-                                <w:t>Lecturer</w:t>
+                                <w:t>Assistant Professor</w:t>
                               </w:r>
                             </w:p>
                             <w:p>
@@ -608,8 +272,8 @@
           </mc:Choice>
           <mc:Fallback>
             <w:pict>
-              <v:group w14:anchorId="78D27FEE" id="Group 203" o:spid="_x0000_s1027" style="position:absolute;margin-left:229.8pt;margin-top:553.8pt;width:283.2pt;height:166.2pt;z-index:251678720;mso-wrap-distance-left:14.4pt;mso-wrap-distance-top:3.6pt;mso-wrap-distance-right:14.4pt;mso-wrap-distance-bottom:3.6pt;mso-position-horizontal-relative:margin;mso-position-vertical-relative:page;mso-width-relative:margin;mso-height-relative:margin" coordorigin="-1524,1803" coordsize="35979,12887" o:gfxdata="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">
-                <v:rect id="Rectangle 199" o:spid="_x0000_s1028" style="position:absolute;left:-1219;top:1803;width:35673;height:2706;visibility:visible;mso-wrap-style:square;v-text-anchor:middle" o:gfxdata="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" fillcolor="#4472c4 [3204]" stroked="f" strokeweight="1pt">
+              <v:group w14:anchorId="78D27FEE" id="Group 203" o:spid="_x0000_s1026" style="position:absolute;margin-left:229.2pt;margin-top:496.2pt;width:280.8pt;height:170.4pt;z-index:251678720;mso-wrap-distance-left:14.4pt;mso-wrap-distance-top:3.6pt;mso-wrap-distance-right:14.4pt;mso-wrap-distance-bottom:3.6pt;mso-position-horizontal-relative:margin;mso-position-vertical-relative:page;mso-width-relative:margin;mso-height-relative:margin" coordorigin="-990,1896" coordsize="35674,13212" o:gfxdata="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">
+                <v:rect id="Rectangle 199" o:spid="_x0000_s1027" style="position:absolute;left:-914;top:1896;width:27822;height:2706;visibility:visible;mso-wrap-style:square;v-text-anchor:middle" o:gfxdata="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" fillcolor="#4472c4 [3204]" stroked="f" strokeweight="1pt">
                   <v:textbox>
                     <w:txbxContent>
                       <w:p>
@@ -634,7 +298,11 @@
                     </w:txbxContent>
                   </v:textbox>
                 </v:rect>
-                <v:shape id="Text Box 200" o:spid="_x0000_s1029" type="#_x0000_t202" style="position:absolute;left:-1524;top:3338;width:35673;height:11352;visibility:visible;mso-wrap-style:square;v-text-anchor:top" o:gfxdata="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" filled="f" stroked="f" strokeweight=".5pt">
+                <v:shapetype id="_x0000_t202" coordsize="21600,21600" o:spt="202" path="m,l,21600r21600,l21600,xe">
+                  <v:stroke joinstyle="miter"/>
+                  <v:path gradientshapeok="t" o:connecttype="rect"/>
+                </v:shapetype>
+                <v:shape id="Text Box 200" o:spid="_x0000_s1028" type="#_x0000_t202" style="position:absolute;left:-990;top:3757;width:35673;height:11352;visibility:visible;mso-wrap-style:square;v-text-anchor:top" o:gfxdata="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" filled="f" stroked="f" strokeweight=".5pt">
                   <v:textbox inset=",7.2pt,,0">
                     <w:txbxContent>
                       <w:p>
@@ -655,7 +323,7 @@
                             <w:sz w:val="26"/>
                             <w:szCs w:val="26"/>
                           </w:rPr>
-                          <w:t>Akif Mahdi</w:t>
+                          <w:t>Taskin Noor Turna</w:t>
                         </w:r>
                       </w:p>
                       <w:p>
@@ -676,7 +344,7 @@
                             <w:sz w:val="26"/>
                             <w:szCs w:val="26"/>
                           </w:rPr>
-                          <w:t>Lecturer</w:t>
+                          <w:t>Assistant Professor</w:t>
                         </w:r>
                       </w:p>
                       <w:p>
@@ -768,18 +436,288 @@
           <w:noProof/>
         </w:rPr>
         <mc:AlternateContent>
+          <mc:Choice Requires="wps">
+            <w:drawing>
+              <wp:anchor distT="45720" distB="45720" distL="114300" distR="114300" simplePos="0" relativeHeight="251676672" behindDoc="0" locked="0" layoutInCell="1" allowOverlap="1" wp14:anchorId="68FD2637" wp14:editId="1C5B4F68">
+                <wp:simplePos x="0" y="0"/>
+                <wp:positionH relativeFrom="margin">
+                  <wp:posOffset>411480</wp:posOffset>
+                </wp:positionH>
+                <wp:positionV relativeFrom="paragraph">
+                  <wp:posOffset>0</wp:posOffset>
+                </wp:positionV>
+                <wp:extent cx="6118860" cy="1303020"/>
+                <wp:effectExtent l="0" t="0" r="0" b="0"/>
+                <wp:wrapSquare wrapText="bothSides"/>
+                <wp:docPr id="217" name="Text Box 2"/>
+                <wp:cNvGraphicFramePr>
+                  <a:graphicFrameLocks xmlns:a="http://schemas.openxmlformats.org/drawingml/2006/main"/>
+                </wp:cNvGraphicFramePr>
+                <a:graphic xmlns:a="http://schemas.openxmlformats.org/drawingml/2006/main">
+                  <a:graphicData uri="http://schemas.microsoft.com/office/word/2010/wordprocessingShape">
+                    <wps:wsp>
+                      <wps:cNvSpPr txBox="1">
+                        <a:spLocks noChangeArrowheads="1"/>
+                      </wps:cNvSpPr>
+                      <wps:spPr bwMode="auto">
+                        <a:xfrm>
+                          <a:off x="0" y="0"/>
+                          <a:ext cx="6118860" cy="1303020"/>
+                        </a:xfrm>
+                        <a:prstGeom prst="rect">
+                          <a:avLst/>
+                        </a:prstGeom>
+                        <a:noFill/>
+                        <a:ln w="9525">
+                          <a:noFill/>
+                          <a:miter lim="800000"/>
+                          <a:headEnd/>
+                          <a:tailEnd/>
+                        </a:ln>
+                      </wps:spPr>
+                      <wps:txbx>
+                        <w:txbxContent>
+                          <w:p>
+                            <w:pPr>
+                              <w:jc w:val="center"/>
+                              <w:rPr>
+                                <w:caps/>
+                                <w:color w:val="4472C4" w:themeColor="accent1"/>
+                                <w:sz w:val="40"/>
+                                <w:szCs w:val="40"/>
+                              </w:rPr>
+                            </w:pPr>
+                            <w:r>
+                              <w:rPr>
+                                <w:caps/>
+                                <w:color w:val="4472C4" w:themeColor="accent1"/>
+                                <w:sz w:val="40"/>
+                                <w:szCs w:val="40"/>
+                              </w:rPr>
+                              <w:t>Pabna University of Science and Technology</w:t>
+                            </w:r>
+                          </w:p>
+                          <w:p>
+                            <w:pPr>
+                              <w:jc w:val="center"/>
+                              <w:rPr>
+                                <w:caps/>
+                                <w:color w:val="4472C4" w:themeColor="accent1"/>
+                                <w:sz w:val="40"/>
+                                <w:szCs w:val="40"/>
+                              </w:rPr>
+                            </w:pPr>
+                            <w:r>
+                              <w:rPr>
+                                <w:caps/>
+                                <w:color w:val="4472C4" w:themeColor="accent1"/>
+                                <w:sz w:val="40"/>
+                                <w:szCs w:val="40"/>
+                              </w:rPr>
+                              <w:t>Faculty of ENGINEERING</w:t>
+                            </w:r>
+                          </w:p>
+                          <w:p>
+                            <w:pPr>
+                              <w:rPr>
+                                <w:caps/>
+                                <w:color w:val="4472C4" w:themeColor="accent1"/>
+                                <w:sz w:val="40"/>
+                                <w:szCs w:val="40"/>
+                              </w:rPr>
+                            </w:pPr>
+                            <w:r>
+                              <w:rPr>
+                                <w:caps/>
+                                <w:color w:val="4472C4" w:themeColor="accent1"/>
+                                <w:sz w:val="40"/>
+                                <w:szCs w:val="40"/>
+                              </w:rPr>
+                              <w:t>INFORMATION AND COMMUNICATION</w:t>
+                            </w:r>
+                            <w:r>
+                              <w:rPr>
+                                <w:caps/>
+                                <w:color w:val="4472C4" w:themeColor="accent1"/>
+                                <w:sz w:val="40"/>
+                                <w:szCs w:val="40"/>
+                              </w:rPr>
+                              <w:t xml:space="preserve"> </w:t>
+                            </w:r>
+                            <w:r>
+                              <w:rPr>
+                                <w:caps/>
+                                <w:color w:val="4472C4" w:themeColor="accent1"/>
+                                <w:sz w:val="40"/>
+                                <w:szCs w:val="40"/>
+                              </w:rPr>
+                              <w:t>ENGINEERING</w:t>
+                            </w:r>
+                          </w:p>
+                          <w:p>
+                            <w:pPr>
+                              <w:jc w:val="center"/>
+                              <w:rPr>
+                                <w:caps/>
+                                <w:color w:val="4472C4" w:themeColor="accent1"/>
+                                <w:sz w:val="40"/>
+                                <w:szCs w:val="40"/>
+                              </w:rPr>
+                            </w:pPr>
+                          </w:p>
+                          <w:p>
+                            <w:pPr>
+                              <w:jc w:val="center"/>
+                              <w:rPr>
+                                <w:sz w:val="40"/>
+                                <w:szCs w:val="40"/>
+                              </w:rPr>
+                            </w:pPr>
+                          </w:p>
+                        </w:txbxContent>
+                      </wps:txbx>
+                      <wps:bodyPr rot="0" vert="horz" wrap="square" lIns="91440" tIns="45720" rIns="91440" bIns="45720" anchor="t" anchorCtr="0">
+                        <a:noAutofit/>
+                      </wps:bodyPr>
+                    </wps:wsp>
+                  </a:graphicData>
+                </a:graphic>
+                <wp14:sizeRelH relativeFrom="margin">
+                  <wp14:pctWidth>0</wp14:pctWidth>
+                </wp14:sizeRelH>
+                <wp14:sizeRelV relativeFrom="margin">
+                  <wp14:pctHeight>0</wp14:pctHeight>
+                </wp14:sizeRelV>
+              </wp:anchor>
+            </w:drawing>
+          </mc:Choice>
+          <mc:Fallback>
+            <w:pict>
+              <v:shape w14:anchorId="68FD2637" id="Text Box 2" o:spid="_x0000_s1029" type="#_x0000_t202" style="position:absolute;margin-left:32.4pt;margin-top:0;width:481.8pt;height:102.6pt;z-index:251676672;visibility:visible;mso-wrap-style:square;mso-width-percent:0;mso-height-percent:0;mso-wrap-distance-left:9pt;mso-wrap-distance-top:3.6pt;mso-wrap-distance-right:9pt;mso-wrap-distance-bottom:3.6pt;mso-position-horizontal:absolute;mso-position-horizontal-relative:margin;mso-position-vertical:absolute;mso-position-vertical-relative:text;mso-width-percent:0;mso-height-percent:0;mso-width-relative:margin;mso-height-relative:margin;v-text-anchor:top" o:gfxdata="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" filled="f" stroked="f">
+                <v:textbox>
+                  <w:txbxContent>
+                    <w:p>
+                      <w:pPr>
+                        <w:jc w:val="center"/>
+                        <w:rPr>
+                          <w:caps/>
+                          <w:color w:val="4472C4" w:themeColor="accent1"/>
+                          <w:sz w:val="40"/>
+                          <w:szCs w:val="40"/>
+                        </w:rPr>
+                      </w:pPr>
+                      <w:r>
+                        <w:rPr>
+                          <w:caps/>
+                          <w:color w:val="4472C4" w:themeColor="accent1"/>
+                          <w:sz w:val="40"/>
+                          <w:szCs w:val="40"/>
+                        </w:rPr>
+                        <w:t>Pabna University of Science and Technology</w:t>
+                      </w:r>
+                    </w:p>
+                    <w:p>
+                      <w:pPr>
+                        <w:jc w:val="center"/>
+                        <w:rPr>
+                          <w:caps/>
+                          <w:color w:val="4472C4" w:themeColor="accent1"/>
+                          <w:sz w:val="40"/>
+                          <w:szCs w:val="40"/>
+                        </w:rPr>
+                      </w:pPr>
+                      <w:r>
+                        <w:rPr>
+                          <w:caps/>
+                          <w:color w:val="4472C4" w:themeColor="accent1"/>
+                          <w:sz w:val="40"/>
+                          <w:szCs w:val="40"/>
+                        </w:rPr>
+                        <w:t>Faculty of ENGINEERING</w:t>
+                      </w:r>
+                    </w:p>
+                    <w:p>
+                      <w:pPr>
+                        <w:rPr>
+                          <w:caps/>
+                          <w:color w:val="4472C4" w:themeColor="accent1"/>
+                          <w:sz w:val="40"/>
+                          <w:szCs w:val="40"/>
+                        </w:rPr>
+                      </w:pPr>
+                      <w:r>
+                        <w:rPr>
+                          <w:caps/>
+                          <w:color w:val="4472C4" w:themeColor="accent1"/>
+                          <w:sz w:val="40"/>
+                          <w:szCs w:val="40"/>
+                        </w:rPr>
+                        <w:t>INFORMATION AND COMMUNICATION</w:t>
+                      </w:r>
+                      <w:r>
+                        <w:rPr>
+                          <w:caps/>
+                          <w:color w:val="4472C4" w:themeColor="accent1"/>
+                          <w:sz w:val="40"/>
+                          <w:szCs w:val="40"/>
+                        </w:rPr>
+                        <w:t xml:space="preserve"> </w:t>
+                      </w:r>
+                      <w:r>
+                        <w:rPr>
+                          <w:caps/>
+                          <w:color w:val="4472C4" w:themeColor="accent1"/>
+                          <w:sz w:val="40"/>
+                          <w:szCs w:val="40"/>
+                        </w:rPr>
+                        <w:t>ENGINEERING</w:t>
+                      </w:r>
+                    </w:p>
+                    <w:p>
+                      <w:pPr>
+                        <w:jc w:val="center"/>
+                        <w:rPr>
+                          <w:caps/>
+                          <w:color w:val="4472C4" w:themeColor="accent1"/>
+                          <w:sz w:val="40"/>
+                          <w:szCs w:val="40"/>
+                        </w:rPr>
+                      </w:pPr>
+                    </w:p>
+                    <w:p>
+                      <w:pPr>
+                        <w:jc w:val="center"/>
+                        <w:rPr>
+                          <w:sz w:val="40"/>
+                          <w:szCs w:val="40"/>
+                        </w:rPr>
+                      </w:pPr>
+                    </w:p>
+                  </w:txbxContent>
+                </v:textbox>
+                <w10:wrap type="square" anchorx="margin"/>
+              </v:shape>
+            </w:pict>
+          </mc:Fallback>
+        </mc:AlternateContent>
+      </w:r>
+      <w:r>
+        <w:rPr>
+          <w:noProof/>
+        </w:rPr>
+        <mc:AlternateContent>
           <mc:Choice Requires="wpg">
             <w:drawing>
-              <wp:anchor distT="0" distB="0" distL="114300" distR="114300" simplePos="0" relativeHeight="251662336" behindDoc="0" locked="0" layoutInCell="1" allowOverlap="1" wp14:anchorId="77CAAE21" wp14:editId="10C476C1">
+              <wp:anchor distT="0" distB="0" distL="114300" distR="114300" simplePos="0" relativeHeight="251662336" behindDoc="0" locked="0" layoutInCell="1" allowOverlap="1" wp14:anchorId="77CAAE21" wp14:editId="203A015B">
                 <wp:simplePos x="0" y="0"/>
-                <wp:positionH relativeFrom="column">
-                  <wp:posOffset>-1163955</wp:posOffset>
+                <wp:positionH relativeFrom="page">
+                  <wp:align>left</wp:align>
                 </wp:positionH>
                 <wp:positionV relativeFrom="paragraph">
-                  <wp:posOffset>220980</wp:posOffset>
+                  <wp:posOffset>-160020</wp:posOffset>
                 </wp:positionV>
-                <wp:extent cx="9705340" cy="5667375"/>
-                <wp:effectExtent l="0" t="0" r="200660" b="123825"/>
+                <wp:extent cx="9705340" cy="5796915"/>
+                <wp:effectExtent l="0" t="0" r="200660" b="127635"/>
                 <wp:wrapNone/>
                 <wp:docPr id="11" name="Group 11"/>
                 <wp:cNvGraphicFramePr/>
@@ -790,7 +728,7 @@
                       <wpg:grpSpPr>
                         <a:xfrm>
                           <a:off x="0" y="0"/>
-                          <a:ext cx="9705340" cy="5667375"/>
+                          <a:ext cx="9705340" cy="5796915"/>
                           <a:chOff x="0" y="-76210"/>
                           <a:chExt cx="9705884" cy="5668015"/>
                         </a:xfrm>
@@ -1714,7 +1652,7 @@
           </mc:Choice>
           <mc:Fallback>
             <w:pict>
-              <v:group w14:anchorId="3205FB9D" id="Group 11" o:spid="_x0000_s1026" style="position:absolute;margin-left:-91.65pt;margin-top:17.4pt;width:764.2pt;height:446.25pt;z-index:251662336;mso-width-relative:margin;mso-height-relative:margin" coordorigin=",-762" coordsize="97058,56680" o:gfxdata="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">
+              <v:group w14:anchorId="6703E1A1" id="Group 11" o:spid="_x0000_s1026" style="position:absolute;margin-left:0;margin-top:-12.6pt;width:764.2pt;height:456.45pt;z-index:251662336;mso-position-horizontal:left;mso-position-horizontal-relative:page;mso-width-relative:margin;mso-height-relative:margin" coordorigin=",-762" coordsize="97058,56680" o:gfxdata="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">
                 <v:shapetype id="_x0000_t184" coordsize="21600,21600" o:spt="184" adj="10800" path="m21600,qx,10800,21600,21600wa@0@10@6@11,21600,21600,21600,xe">
                   <v:stroke joinstyle="miter"/>
                   <v:formulas>
@@ -1759,6 +1697,7 @@
                   <v:path arrowok="t" o:connecttype="custom" o:connectlocs="1485,0;7767062,2251877;7780709,2347444;172,1310139;1485,0" o:connectangles="0,0,0,0,0"/>
                 </v:shape>
                 <v:shape id="Moon 5" o:spid="_x0000_s1031" type="#_x0000_t184" style="position:absolute;left:34194;top:26860;width:12620;height:29058;rotation:15;visibility:visible;mso-wrap-style:square;v-text-anchor:middle" o:gfxdata="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" adj="5604" fillcolor="white [3212]" stroked="f" strokeweight="1pt"/>
+                <w10:wrap anchorx="page"/>
               </v:group>
             </w:pict>
           </mc:Fallback>
@@ -1768,73 +1707,393 @@
         <w:rPr>
           <w:noProof/>
         </w:rPr>
-        <w:drawing>
-          <wp:anchor distT="0" distB="0" distL="114300" distR="114300" simplePos="0" relativeHeight="251669504" behindDoc="0" locked="0" layoutInCell="1" allowOverlap="1" wp14:anchorId="61590559" wp14:editId="640B2B0E">
-            <wp:simplePos x="0" y="0"/>
-            <wp:positionH relativeFrom="column">
-              <wp:posOffset>3189605</wp:posOffset>
-            </wp:positionH>
-            <wp:positionV relativeFrom="paragraph">
-              <wp:posOffset>3033539</wp:posOffset>
-            </wp:positionV>
-            <wp:extent cx="2962656" cy="2962656"/>
-            <wp:effectExtent l="76200" t="76200" r="85725" b="85725"/>
-            <wp:wrapNone/>
-            <wp:docPr id="32" name="Picture 32" descr="Case study concept with modern isometric or 3d style vector illustration Premium Vector"/>
-            <wp:cNvGraphicFramePr>
-              <a:graphicFrameLocks xmlns:a="http://schemas.openxmlformats.org/drawingml/2006/main" noChangeAspect="1"/>
-            </wp:cNvGraphicFramePr>
-            <a:graphic xmlns:a="http://schemas.openxmlformats.org/drawingml/2006/main">
-              <a:graphicData uri="http://schemas.openxmlformats.org/drawingml/2006/picture">
-                <pic:pic xmlns:pic="http://schemas.openxmlformats.org/drawingml/2006/picture">
-                  <pic:nvPicPr>
-                    <pic:cNvPr id="0" name="Picture 1" descr="Case study concept with modern isometric or 3d style vector illustration Premium Vector"/>
-                    <pic:cNvPicPr>
-                      <a:picLocks noChangeAspect="1" noChangeArrowheads="1"/>
-                    </pic:cNvPicPr>
-                  </pic:nvPicPr>
-                  <pic:blipFill rotWithShape="1">
-                    <a:blip r:embed="rId5">
-                      <a:extLst>
-                        <a:ext uri="{28A0092B-C50C-407E-A947-70E740481C1C}">
-                          <a14:useLocalDpi xmlns:a14="http://schemas.microsoft.com/office/drawing/2010/main" val="0"/>
-                        </a:ext>
-                      </a:extLst>
-                    </a:blip>
-                    <a:srcRect l="14263" r="14263"/>
-                    <a:stretch/>
-                  </pic:blipFill>
-                  <pic:spPr bwMode="auto">
-                    <a:xfrm>
-                      <a:off x="0" y="0"/>
-                      <a:ext cx="2962656" cy="2962656"/>
-                    </a:xfrm>
-                    <a:prstGeom prst="ellipse">
-                      <a:avLst/>
-                    </a:prstGeom>
-                    <a:noFill/>
-                    <a:ln w="76200">
-                      <a:solidFill>
-                        <a:srgbClr val="1E659B"/>
-                      </a:solidFill>
-                    </a:ln>
-                    <a:extLst>
-                      <a:ext uri="{53640926-AAD7-44D8-BBD7-CCE9431645EC}">
-                        <a14:shadowObscured xmlns:a14="http://schemas.microsoft.com/office/drawing/2010/main"/>
-                      </a:ext>
-                    </a:extLst>
-                  </pic:spPr>
-                </pic:pic>
-              </a:graphicData>
-            </a:graphic>
-            <wp14:sizeRelH relativeFrom="margin">
-              <wp14:pctWidth>0</wp14:pctWidth>
-            </wp14:sizeRelH>
-            <wp14:sizeRelV relativeFrom="margin">
-              <wp14:pctHeight>0</wp14:pctHeight>
-            </wp14:sizeRelV>
-          </wp:anchor>
-        </w:drawing>
+        <mc:AlternateContent>
+          <mc:Choice Requires="wps">
+            <w:drawing>
+              <wp:anchor distT="0" distB="0" distL="114300" distR="114300" simplePos="0" relativeHeight="251681792" behindDoc="0" locked="0" layoutInCell="1" allowOverlap="1" wp14:anchorId="6541364A" wp14:editId="3FCD10E8">
+                <wp:simplePos x="0" y="0"/>
+                <wp:positionH relativeFrom="column">
+                  <wp:posOffset>937260</wp:posOffset>
+                </wp:positionH>
+                <wp:positionV relativeFrom="paragraph">
+                  <wp:posOffset>1386840</wp:posOffset>
+                </wp:positionV>
+                <wp:extent cx="3756660" cy="1188720"/>
+                <wp:effectExtent l="0" t="0" r="0" b="0"/>
+                <wp:wrapNone/>
+                <wp:docPr id="569683684" name="Text Box 31"/>
+                <wp:cNvGraphicFramePr/>
+                <a:graphic xmlns:a="http://schemas.openxmlformats.org/drawingml/2006/main">
+                  <a:graphicData uri="http://schemas.microsoft.com/office/word/2010/wordprocessingShape">
+                    <wps:wsp>
+                      <wps:cNvSpPr txBox="1"/>
+                      <wps:spPr>
+                        <a:xfrm>
+                          <a:off x="0" y="0"/>
+                          <a:ext cx="3756660" cy="1188720"/>
+                        </a:xfrm>
+                        <a:prstGeom prst="rect">
+                          <a:avLst/>
+                        </a:prstGeom>
+                        <a:solidFill>
+                          <a:schemeClr val="lt1"/>
+                        </a:solidFill>
+                        <a:ln w="6350">
+                          <a:noFill/>
+                        </a:ln>
+                      </wps:spPr>
+                      <wps:txbx>
+                        <w:txbxContent>
+                          <w:p>
+                            <w:pPr>
+                              <w:jc w:val="center"/>
+                              <w:rPr>
+                                <w:rFonts w:ascii="Agency FB" w:hAnsi="Agency FB"/>
+                                <w:bCs/>
+                                <w:color w:val="4472C4" w:themeColor="accent1"/>
+                                <w:sz w:val="36"/>
+                                <w:szCs w:val="36"/>
+                              </w:rPr>
+                            </w:pPr>
+                            <w:r>
+                              <w:rPr>
+                                <w:rFonts w:ascii="Agency FB" w:hAnsi="Agency FB"/>
+                                <w:bCs/>
+                                <w:color w:val="4472C4" w:themeColor="accent1"/>
+                                <w:sz w:val="36"/>
+                                <w:szCs w:val="36"/>
+                              </w:rPr>
+                              <w:t>Course Code: ICE - 3</w:t>
+                            </w:r>
+                            <w:r>
+                              <w:rPr>
+                                <w:rFonts w:ascii="Agency FB" w:hAnsi="Agency FB"/>
+                                <w:bCs/>
+                                <w:color w:val="4472C4" w:themeColor="accent1"/>
+                                <w:sz w:val="36"/>
+                                <w:szCs w:val="36"/>
+                              </w:rPr>
+                              <w:t>201</w:t>
+                            </w:r>
+                          </w:p>
+                          <w:p>
+                            <w:pPr>
+                              <w:jc w:val="center"/>
+                              <w:rPr>
+                                <w:rFonts w:ascii="Agency FB" w:eastAsia="SimSun-ExtB" w:hAnsi="Agency FB"/>
+                                <w:bCs/>
+                                <w:color w:val="4472C4" w:themeColor="accent1"/>
+                                <w:sz w:val="36"/>
+                                <w:szCs w:val="36"/>
+                              </w:rPr>
+                            </w:pPr>
+                            <w:r>
+                              <w:rPr>
+                                <w:rFonts w:ascii="Agency FB" w:eastAsia="SimSun-ExtB" w:hAnsi="Agency FB"/>
+                                <w:bCs/>
+                                <w:color w:val="4472C4" w:themeColor="accent1"/>
+                                <w:sz w:val="36"/>
+                                <w:szCs w:val="36"/>
+                              </w:rPr>
+                              <w:t xml:space="preserve">Course Title: </w:t>
+                            </w:r>
+                            <w:r>
+                              <w:rPr>
+                                <w:rFonts w:ascii="Agency FB" w:eastAsia="SimSun-ExtB" w:hAnsi="Agency FB"/>
+                                <w:bCs/>
+                                <w:color w:val="4472C4" w:themeColor="accent1"/>
+                                <w:sz w:val="36"/>
+                                <w:szCs w:val="36"/>
+                              </w:rPr>
+                              <w:t>Network Programming with Java</w:t>
+                            </w:r>
+                          </w:p>
+                          <w:p>
+                            <w:pPr>
+                              <w:jc w:val="center"/>
+                              <w:rPr>
+                                <w:rFonts w:ascii="Times New Roman" w:hAnsi="Times New Roman" w:cs="Times New Roman"/>
+                                <w:bCs/>
+                                <w:color w:val="4472C4" w:themeColor="accent1"/>
+                                <w:sz w:val="36"/>
+                                <w:szCs w:val="36"/>
+                              </w:rPr>
+                            </w:pPr>
+                            <w:bookmarkStart w:id="0" w:name="_Hlk209733082"/>
+                            <w:r>
+                              <w:rPr>
+                                <w:rFonts w:ascii="Agency FB" w:eastAsia="SimSun-ExtB" w:hAnsi="Agency FB"/>
+                                <w:bCs/>
+                                <w:color w:val="4472C4" w:themeColor="accent1"/>
+                                <w:sz w:val="36"/>
+                                <w:szCs w:val="36"/>
+                              </w:rPr>
+                              <w:t>Assignment</w:t>
+                            </w:r>
+                            <w:bookmarkEnd w:id="0"/>
+                            <w:r>
+                              <w:rPr>
+                                <w:rFonts w:ascii="Agency FB" w:eastAsia="SimSun-ExtB" w:hAnsi="Agency FB"/>
+                                <w:bCs/>
+                                <w:color w:val="4472C4" w:themeColor="accent1"/>
+                                <w:sz w:val="36"/>
+                                <w:szCs w:val="36"/>
+                              </w:rPr>
+                              <w:t xml:space="preserve">: </w:t>
+                            </w:r>
+                            <w:r>
+                              <w:rPr>
+                                <w:rFonts w:ascii="Agency FB" w:eastAsia="SimSun-ExtB" w:hAnsi="Agency FB"/>
+                                <w:bCs/>
+                                <w:color w:val="4472C4" w:themeColor="accent1"/>
+                                <w:sz w:val="36"/>
+                                <w:szCs w:val="36"/>
+                              </w:rPr>
+                              <w:t>GUI Components</w:t>
+                            </w:r>
+                          </w:p>
+                          <w:p>
+                            <w:pPr>
+                              <w:rPr>
+                                <w:sz w:val="40"/>
+                                <w:szCs w:val="40"/>
+                              </w:rPr>
+                            </w:pPr>
+                          </w:p>
+                        </w:txbxContent>
+                      </wps:txbx>
+                      <wps:bodyPr rot="0" spcFirstLastPara="0" vertOverflow="overflow" horzOverflow="overflow" vert="horz" wrap="square" lIns="91440" tIns="45720" rIns="91440" bIns="45720" numCol="1" spcCol="0" rtlCol="0" fromWordArt="0" anchor="t" anchorCtr="0" forceAA="0" compatLnSpc="1">
+                        <a:prstTxWarp prst="textNoShape">
+                          <a:avLst/>
+                        </a:prstTxWarp>
+                        <a:noAutofit/>
+                      </wps:bodyPr>
+                    </wps:wsp>
+                  </a:graphicData>
+                </a:graphic>
+                <wp14:sizeRelH relativeFrom="margin">
+                  <wp14:pctWidth>0</wp14:pctWidth>
+                </wp14:sizeRelH>
+                <wp14:sizeRelV relativeFrom="margin">
+                  <wp14:pctHeight>0</wp14:pctHeight>
+                </wp14:sizeRelV>
+              </wp:anchor>
+            </w:drawing>
+          </mc:Choice>
+          <mc:Fallback>
+            <w:pict>
+              <v:shape w14:anchorId="6541364A" id="Text Box 31" o:spid="_x0000_s1030" type="#_x0000_t202" style="position:absolute;margin-left:73.8pt;margin-top:109.2pt;width:295.8pt;height:93.6pt;z-index:251681792;visibility:visible;mso-wrap-style:square;mso-width-percent:0;mso-height-percent:0;mso-wrap-distance-left:9pt;mso-wrap-distance-top:0;mso-wrap-distance-right:9pt;mso-wrap-distance-bottom:0;mso-position-horizontal:absolute;mso-position-horizontal-relative:text;mso-position-vertical:absolute;mso-position-vertical-relative:text;mso-width-percent:0;mso-height-percent:0;mso-width-relative:margin;mso-height-relative:margin;v-text-anchor:top" o:gfxdata="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" fillcolor="white [3201]" stroked="f" strokeweight=".5pt">
+                <v:textbox>
+                  <w:txbxContent>
+                    <w:p>
+                      <w:pPr>
+                        <w:jc w:val="center"/>
+                        <w:rPr>
+                          <w:rFonts w:ascii="Agency FB" w:hAnsi="Agency FB"/>
+                          <w:bCs/>
+                          <w:color w:val="4472C4" w:themeColor="accent1"/>
+                          <w:sz w:val="36"/>
+                          <w:szCs w:val="36"/>
+                        </w:rPr>
+                      </w:pPr>
+                      <w:r>
+                        <w:rPr>
+                          <w:rFonts w:ascii="Agency FB" w:hAnsi="Agency FB"/>
+                          <w:bCs/>
+                          <w:color w:val="4472C4" w:themeColor="accent1"/>
+                          <w:sz w:val="36"/>
+                          <w:szCs w:val="36"/>
+                        </w:rPr>
+                        <w:t>Course Code: ICE - 3</w:t>
+                      </w:r>
+                      <w:r>
+                        <w:rPr>
+                          <w:rFonts w:ascii="Agency FB" w:hAnsi="Agency FB"/>
+                          <w:bCs/>
+                          <w:color w:val="4472C4" w:themeColor="accent1"/>
+                          <w:sz w:val="36"/>
+                          <w:szCs w:val="36"/>
+                        </w:rPr>
+                        <w:t>201</w:t>
+                      </w:r>
+                    </w:p>
+                    <w:p>
+                      <w:pPr>
+                        <w:jc w:val="center"/>
+                        <w:rPr>
+                          <w:rFonts w:ascii="Agency FB" w:eastAsia="SimSun-ExtB" w:hAnsi="Agency FB"/>
+                          <w:bCs/>
+                          <w:color w:val="4472C4" w:themeColor="accent1"/>
+                          <w:sz w:val="36"/>
+                          <w:szCs w:val="36"/>
+                        </w:rPr>
+                      </w:pPr>
+                      <w:r>
+                        <w:rPr>
+                          <w:rFonts w:ascii="Agency FB" w:eastAsia="SimSun-ExtB" w:hAnsi="Agency FB"/>
+                          <w:bCs/>
+                          <w:color w:val="4472C4" w:themeColor="accent1"/>
+                          <w:sz w:val="36"/>
+                          <w:szCs w:val="36"/>
+                        </w:rPr>
+                        <w:t xml:space="preserve">Course Title: </w:t>
+                      </w:r>
+                      <w:r>
+                        <w:rPr>
+                          <w:rFonts w:ascii="Agency FB" w:eastAsia="SimSun-ExtB" w:hAnsi="Agency FB"/>
+                          <w:bCs/>
+                          <w:color w:val="4472C4" w:themeColor="accent1"/>
+                          <w:sz w:val="36"/>
+                          <w:szCs w:val="36"/>
+                        </w:rPr>
+                        <w:t>Network Programming with Java</w:t>
+                      </w:r>
+                    </w:p>
+                    <w:p>
+                      <w:pPr>
+                        <w:jc w:val="center"/>
+                        <w:rPr>
+                          <w:rFonts w:ascii="Times New Roman" w:hAnsi="Times New Roman" w:cs="Times New Roman"/>
+                          <w:bCs/>
+                          <w:color w:val="4472C4" w:themeColor="accent1"/>
+                          <w:sz w:val="36"/>
+                          <w:szCs w:val="36"/>
+                        </w:rPr>
+                      </w:pPr>
+                      <w:bookmarkStart w:id="1" w:name="_Hlk209733082"/>
+                      <w:r>
+                        <w:rPr>
+                          <w:rFonts w:ascii="Agency FB" w:eastAsia="SimSun-ExtB" w:hAnsi="Agency FB"/>
+                          <w:bCs/>
+                          <w:color w:val="4472C4" w:themeColor="accent1"/>
+                          <w:sz w:val="36"/>
+                          <w:szCs w:val="36"/>
+                        </w:rPr>
+                        <w:t>Assignment</w:t>
+                      </w:r>
+                      <w:bookmarkEnd w:id="1"/>
+                      <w:r>
+                        <w:rPr>
+                          <w:rFonts w:ascii="Agency FB" w:eastAsia="SimSun-ExtB" w:hAnsi="Agency FB"/>
+                          <w:bCs/>
+                          <w:color w:val="4472C4" w:themeColor="accent1"/>
+                          <w:sz w:val="36"/>
+                          <w:szCs w:val="36"/>
+                        </w:rPr>
+                        <w:t xml:space="preserve">: </w:t>
+                      </w:r>
+                      <w:r>
+                        <w:rPr>
+                          <w:rFonts w:ascii="Agency FB" w:eastAsia="SimSun-ExtB" w:hAnsi="Agency FB"/>
+                          <w:bCs/>
+                          <w:color w:val="4472C4" w:themeColor="accent1"/>
+                          <w:sz w:val="36"/>
+                          <w:szCs w:val="36"/>
+                        </w:rPr>
+                        <w:t>GUI Components</w:t>
+                      </w:r>
+                    </w:p>
+                    <w:p>
+                      <w:pPr>
+                        <w:rPr>
+                          <w:sz w:val="40"/>
+                          <w:szCs w:val="40"/>
+                        </w:rPr>
+                      </w:pPr>
+                    </w:p>
+                  </w:txbxContent>
+                </v:textbox>
+              </v:shape>
+            </w:pict>
+          </mc:Fallback>
+        </mc:AlternateContent>
+      </w:r>
+      <w:r>
+        <w:rPr>
+          <w:noProof/>
+        </w:rPr>
+        <mc:AlternateContent>
+          <mc:Choice Requires="wps">
+            <w:drawing>
+              <wp:anchor distT="0" distB="0" distL="114300" distR="114300" simplePos="0" relativeHeight="251685888" behindDoc="0" locked="0" layoutInCell="1" allowOverlap="1" wp14:anchorId="069BA676" wp14:editId="6CCBCF38">
+                <wp:simplePos x="0" y="0"/>
+                <wp:positionH relativeFrom="column">
+                  <wp:posOffset>-449580</wp:posOffset>
+                </wp:positionH>
+                <wp:positionV relativeFrom="paragraph">
+                  <wp:posOffset>8137525</wp:posOffset>
+                </wp:positionV>
+                <wp:extent cx="4175760" cy="473075"/>
+                <wp:effectExtent l="0" t="0" r="0" b="3175"/>
+                <wp:wrapNone/>
+                <wp:docPr id="1478589580" name="Text Box 12"/>
+                <wp:cNvGraphicFramePr/>
+                <a:graphic xmlns:a="http://schemas.openxmlformats.org/drawingml/2006/main">
+                  <a:graphicData uri="http://schemas.microsoft.com/office/word/2010/wordprocessingShape">
+                    <wps:wsp>
+                      <wps:cNvSpPr txBox="1"/>
+                      <wps:spPr>
+                        <a:xfrm>
+                          <a:off x="0" y="0"/>
+                          <a:ext cx="4175760" cy="473075"/>
+                        </a:xfrm>
+                        <a:prstGeom prst="rect">
+                          <a:avLst/>
+                        </a:prstGeom>
+                        <a:solidFill>
+                          <a:schemeClr val="lt1"/>
+                        </a:solidFill>
+                        <a:ln w="6350">
+                          <a:noFill/>
+                        </a:ln>
+                      </wps:spPr>
+                      <wps:txbx>
+                        <w:txbxContent>
+                          <w:p>
+                            <w:r>
+                              <w:rPr>
+                                <w:color w:val="4472C4" w:themeColor="accent1"/>
+                                <w:sz w:val="26"/>
+                                <w:szCs w:val="26"/>
+                              </w:rPr>
+                              <w:t>Date of Submission: 23-02-2026</w:t>
+                            </w:r>
+                          </w:p>
+                        </w:txbxContent>
+                      </wps:txbx>
+                      <wps:bodyPr rot="0" spcFirstLastPara="0" vertOverflow="overflow" horzOverflow="overflow" vert="horz" wrap="square" lIns="91440" tIns="45720" rIns="91440" bIns="45720" numCol="1" spcCol="0" rtlCol="0" fromWordArt="0" anchor="t" anchorCtr="0" forceAA="0" compatLnSpc="1">
+                        <a:prstTxWarp prst="textNoShape">
+                          <a:avLst/>
+                        </a:prstTxWarp>
+                        <a:noAutofit/>
+                      </wps:bodyPr>
+                    </wps:wsp>
+                  </a:graphicData>
+                </a:graphic>
+              </wp:anchor>
+            </w:drawing>
+          </mc:Choice>
+          <mc:Fallback>
+            <w:pict>
+              <v:shape w14:anchorId="069BA676" id="Text Box 12" o:spid="_x0000_s1031" type="#_x0000_t202" style="position:absolute;margin-left:-35.4pt;margin-top:640.75pt;width:328.8pt;height:37.25pt;z-index:251685888;visibility:visible;mso-wrap-style:square;mso-wrap-distance-left:9pt;mso-wrap-distance-top:0;mso-wrap-distance-right:9pt;mso-wrap-distance-bottom:0;mso-position-horizontal:absolute;mso-position-horizontal-relative:text;mso-position-vertical:absolute;mso-position-vertical-relative:text;v-text-anchor:top" o:gfxdata="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" fillcolor="white [3201]" stroked="f" strokeweight=".5pt">
+                <v:textbox>
+                  <w:txbxContent>
+                    <w:p>
+                      <w:r>
+                        <w:rPr>
+                          <w:color w:val="4472C4" w:themeColor="accent1"/>
+                          <w:sz w:val="26"/>
+                          <w:szCs w:val="26"/>
+                        </w:rPr>
+                        <w:t>Date of Submission: 23-02-2026</w:t>
+                      </w:r>
+                    </w:p>
+                  </w:txbxContent>
+                </v:textbox>
+              </v:shape>
+            </w:pict>
+          </mc:Fallback>
+        </mc:AlternateContent>
       </w:r>
       <w:r>
         <w:rPr>
@@ -1843,16 +2102,16 @@
         <mc:AlternateContent>
           <mc:Choice Requires="wpg">
             <w:drawing>
-              <wp:anchor distT="45720" distB="45720" distL="182880" distR="182880" simplePos="0" relativeHeight="251680768" behindDoc="0" locked="0" layoutInCell="1" allowOverlap="1" wp14:anchorId="45BE7BDA" wp14:editId="5E1F6E1D">
+              <wp:anchor distT="45720" distB="45720" distL="182880" distR="182880" simplePos="0" relativeHeight="251680768" behindDoc="0" locked="0" layoutInCell="1" allowOverlap="1" wp14:anchorId="45BE7BDA" wp14:editId="7831FF13">
                 <wp:simplePos x="0" y="0"/>
                 <wp:positionH relativeFrom="margin">
-                  <wp:posOffset>-731520</wp:posOffset>
+                  <wp:posOffset>-502920</wp:posOffset>
                 </wp:positionH>
                 <wp:positionV relativeFrom="margin">
-                  <wp:posOffset>5661660</wp:posOffset>
+                  <wp:posOffset>5364480</wp:posOffset>
                 </wp:positionV>
-                <wp:extent cx="2697481" cy="3314701"/>
-                <wp:effectExtent l="0" t="0" r="7620" b="0"/>
+                <wp:extent cx="2689861" cy="2834005"/>
+                <wp:effectExtent l="0" t="0" r="0" b="4445"/>
                 <wp:wrapSquare wrapText="bothSides"/>
                 <wp:docPr id="963021560" name="Group 203"/>
                 <wp:cNvGraphicFramePr/>
@@ -1863,9 +2122,9 @@
                       <wpg:grpSpPr>
                         <a:xfrm>
                           <a:off x="0" y="0"/>
-                          <a:ext cx="2697481" cy="3314701"/>
-                          <a:chOff x="-20270" y="280744"/>
-                          <a:chExt cx="3587718" cy="1969743"/>
+                          <a:ext cx="2689861" cy="2834005"/>
+                          <a:chOff x="172290" y="203748"/>
+                          <a:chExt cx="3577585" cy="1684487"/>
                         </a:xfrm>
                       </wpg:grpSpPr>
                       <wps:wsp>
@@ -1873,8 +2132,8 @@
                         <wps:cNvSpPr/>
                         <wps:spPr>
                           <a:xfrm>
-                            <a:off x="-20270" y="280744"/>
-                            <a:ext cx="3567448" cy="270605"/>
+                            <a:off x="182426" y="203748"/>
+                            <a:ext cx="3567449" cy="270605"/>
                           </a:xfrm>
                           <a:prstGeom prst="rect">
                             <a:avLst/>
@@ -1939,8 +2198,8 @@
                         <wps:cNvSpPr txBox="1"/>
                         <wps:spPr>
                           <a:xfrm>
-                            <a:off x="0" y="537968"/>
-                            <a:ext cx="3567448" cy="1712519"/>
+                            <a:off x="172290" y="484511"/>
+                            <a:ext cx="3567449" cy="1403724"/>
                           </a:xfrm>
                           <a:prstGeom prst="rect">
                             <a:avLst/>
@@ -2063,7 +2322,16 @@
                                   <w:sz w:val="26"/>
                                   <w:szCs w:val="26"/>
                                 </w:rPr>
-                                <w:t xml:space="preserve"> YEAR 1</w:t>
+                                <w:t xml:space="preserve"> YEAR </w:t>
+                              </w:r>
+                              <w:r>
+                                <w:rPr>
+                                  <w:caps/>
+                                  <w:color w:val="4472C4" w:themeColor="accent1"/>
+                                  <w:sz w:val="26"/>
+                                  <w:szCs w:val="26"/>
+                                </w:rPr>
+                                <w:t>2</w:t>
                               </w:r>
                               <w:r>
                                 <w:rPr>
@@ -2073,7 +2341,7 @@
                                   <w:szCs w:val="26"/>
                                   <w:vertAlign w:val="superscript"/>
                                 </w:rPr>
-                                <w:t>st</w:t>
+                                <w:t>nd</w:t>
                               </w:r>
                               <w:r>
                                 <w:rPr>
@@ -2178,8 +2446,8 @@
           </mc:Choice>
           <mc:Fallback>
             <w:pict>
-              <v:group w14:anchorId="45BE7BDA" id="_x0000_s1030" style="position:absolute;margin-left:-57.6pt;margin-top:445.8pt;width:212.4pt;height:261pt;z-index:251680768;mso-wrap-distance-left:14.4pt;mso-wrap-distance-top:3.6pt;mso-wrap-distance-right:14.4pt;mso-wrap-distance-bottom:3.6pt;mso-position-horizontal-relative:margin;mso-position-vertical-relative:margin;mso-width-relative:margin;mso-height-relative:margin" coordorigin="-202,2807" coordsize="35877,19697" o:gfxdata="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">
-                <v:rect id="Rectangle 1844397424" o:spid="_x0000_s1031" style="position:absolute;left:-202;top:2807;width:35673;height:2706;visibility:visible;mso-wrap-style:square;v-text-anchor:middle" o:gfxdata="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" fillcolor="#4472c4 [3204]" stroked="f" strokeweight="1pt">
+              <v:group w14:anchorId="45BE7BDA" id="_x0000_s1032" style="position:absolute;margin-left:-39.6pt;margin-top:422.4pt;width:211.8pt;height:223.15pt;z-index:251680768;mso-wrap-distance-left:14.4pt;mso-wrap-distance-top:3.6pt;mso-wrap-distance-right:14.4pt;mso-wrap-distance-bottom:3.6pt;mso-position-horizontal-relative:margin;mso-position-vertical-relative:margin;mso-width-relative:margin;mso-height-relative:margin" coordorigin="1722,2037" coordsize="35775,16844" o:gfxdata="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">
+                <v:rect id="Rectangle 1844397424" o:spid="_x0000_s1033" style="position:absolute;left:1824;top:2037;width:35674;height:2706;visibility:visible;mso-wrap-style:square;v-text-anchor:middle" o:gfxdata="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" fillcolor="#4472c4 [3204]" stroked="f" strokeweight="1pt">
                   <v:textbox>
                     <w:txbxContent>
                       <w:p>
@@ -2206,7 +2474,7 @@
                     </w:txbxContent>
                   </v:textbox>
                 </v:rect>
-                <v:shape id="Text Box 1024738744" o:spid="_x0000_s1032" type="#_x0000_t202" style="position:absolute;top:5379;width:35674;height:17125;visibility:visible;mso-wrap-style:square;v-text-anchor:top" o:gfxdata="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" filled="f" stroked="f" strokeweight=".5pt">
+                <v:shape id="Text Box 1024738744" o:spid="_x0000_s1034" type="#_x0000_t202" style="position:absolute;left:1722;top:4845;width:35675;height:14037;visibility:visible;mso-wrap-style:square;v-text-anchor:top" o:gfxdata="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" filled="f" stroked="f" strokeweight=".5pt">
                   <v:textbox inset=",7.2pt,,0">
                     <w:txbxContent>
                       <w:p>
@@ -2305,7 +2573,16 @@
                             <w:sz w:val="26"/>
                             <w:szCs w:val="26"/>
                           </w:rPr>
-                          <w:t xml:space="preserve"> YEAR 1</w:t>
+                          <w:t xml:space="preserve"> YEAR </w:t>
+                        </w:r>
+                        <w:r>
+                          <w:rPr>
+                            <w:caps/>
+                            <w:color w:val="4472C4" w:themeColor="accent1"/>
+                            <w:sz w:val="26"/>
+                            <w:szCs w:val="26"/>
+                          </w:rPr>
+                          <w:t>2</w:t>
                         </w:r>
                         <w:r>
                           <w:rPr>
@@ -2315,7 +2592,7 @@
                             <w:szCs w:val="26"/>
                             <w:vertAlign w:val="superscript"/>
                           </w:rPr>
-                          <w:t>st</w:t>
+                          <w:t>nd</w:t>
                         </w:r>
                         <w:r>
                           <w:rPr>
@@ -2410,237 +2687,140 @@
         <w:rPr>
           <w:noProof/>
         </w:rPr>
-        <mc:AlternateContent>
-          <mc:Choice Requires="wps">
-            <w:drawing>
-              <wp:anchor distT="45720" distB="45720" distL="114300" distR="114300" simplePos="0" relativeHeight="251676672" behindDoc="0" locked="0" layoutInCell="1" allowOverlap="1" wp14:anchorId="68FD2637" wp14:editId="6946C153">
-                <wp:simplePos x="0" y="0"/>
-                <wp:positionH relativeFrom="margin">
-                  <wp:align>right</wp:align>
-                </wp:positionH>
-                <wp:positionV relativeFrom="paragraph">
-                  <wp:posOffset>0</wp:posOffset>
-                </wp:positionV>
-                <wp:extent cx="5638800" cy="1691640"/>
-                <wp:effectExtent l="0" t="0" r="0" b="3810"/>
-                <wp:wrapSquare wrapText="bothSides"/>
-                <wp:docPr id="217" name="Text Box 2"/>
-                <wp:cNvGraphicFramePr>
-                  <a:graphicFrameLocks xmlns:a="http://schemas.openxmlformats.org/drawingml/2006/main"/>
-                </wp:cNvGraphicFramePr>
-                <a:graphic xmlns:a="http://schemas.openxmlformats.org/drawingml/2006/main">
-                  <a:graphicData uri="http://schemas.microsoft.com/office/word/2010/wordprocessingShape">
-                    <wps:wsp>
-                      <wps:cNvSpPr txBox="1">
-                        <a:spLocks noChangeArrowheads="1"/>
-                      </wps:cNvSpPr>
-                      <wps:spPr bwMode="auto">
-                        <a:xfrm>
-                          <a:off x="0" y="0"/>
-                          <a:ext cx="5638800" cy="1691640"/>
-                        </a:xfrm>
-                        <a:prstGeom prst="rect">
-                          <a:avLst/>
-                        </a:prstGeom>
-                        <a:noFill/>
-                        <a:ln w="9525">
-                          <a:noFill/>
-                          <a:miter lim="800000"/>
-                          <a:headEnd/>
-                          <a:tailEnd/>
-                        </a:ln>
-                      </wps:spPr>
-                      <wps:txbx>
-                        <w:txbxContent>
-                          <w:p>
-                            <w:pPr>
-                              <w:jc w:val="center"/>
-                              <w:rPr>
-                                <w:caps/>
-                                <w:color w:val="4472C4" w:themeColor="accent1"/>
-                                <w:sz w:val="40"/>
-                                <w:szCs w:val="40"/>
-                              </w:rPr>
-                            </w:pPr>
-                            <w:r>
-                              <w:rPr>
-                                <w:caps/>
-                                <w:color w:val="4472C4" w:themeColor="accent1"/>
-                                <w:sz w:val="40"/>
-                                <w:szCs w:val="40"/>
-                              </w:rPr>
-                              <w:t>Pabna University of Science and Technology</w:t>
-                            </w:r>
-                          </w:p>
-                          <w:p>
-                            <w:pPr>
-                              <w:jc w:val="center"/>
-                              <w:rPr>
-                                <w:caps/>
-                                <w:color w:val="4472C4" w:themeColor="accent1"/>
-                                <w:sz w:val="40"/>
-                                <w:szCs w:val="40"/>
-                              </w:rPr>
-                            </w:pPr>
-                            <w:r>
-                              <w:rPr>
-                                <w:caps/>
-                                <w:color w:val="4472C4" w:themeColor="accent1"/>
-                                <w:sz w:val="40"/>
-                                <w:szCs w:val="40"/>
-                              </w:rPr>
-                              <w:t>Faculty of ENGINEERING</w:t>
-                            </w:r>
-                          </w:p>
-                          <w:p>
-                            <w:pPr>
-                              <w:jc w:val="center"/>
-                              <w:rPr>
-                                <w:caps/>
-                                <w:color w:val="4472C4" w:themeColor="accent1"/>
-                                <w:sz w:val="40"/>
-                                <w:szCs w:val="40"/>
-                              </w:rPr>
-                            </w:pPr>
-                            <w:r>
-                              <w:rPr>
-                                <w:caps/>
-                                <w:color w:val="4472C4" w:themeColor="accent1"/>
-                                <w:sz w:val="40"/>
-                                <w:szCs w:val="40"/>
-                              </w:rPr>
-                              <w:t>INFORMATION AND COMMUNICATION ENGINEERING</w:t>
-                            </w:r>
-                          </w:p>
-                          <w:p>
-                            <w:pPr>
-                              <w:jc w:val="center"/>
-                              <w:rPr>
-                                <w:caps/>
-                                <w:color w:val="4472C4" w:themeColor="accent1"/>
-                                <w:sz w:val="40"/>
-                                <w:szCs w:val="40"/>
-                              </w:rPr>
-                            </w:pPr>
-                          </w:p>
-                          <w:p>
-                            <w:pPr>
-                              <w:jc w:val="center"/>
-                              <w:rPr>
-                                <w:sz w:val="40"/>
-                                <w:szCs w:val="40"/>
-                              </w:rPr>
-                            </w:pPr>
-                          </w:p>
-                        </w:txbxContent>
-                      </wps:txbx>
-                      <wps:bodyPr rot="0" vert="horz" wrap="square" lIns="91440" tIns="45720" rIns="91440" bIns="45720" anchor="t" anchorCtr="0">
-                        <a:noAutofit/>
-                      </wps:bodyPr>
-                    </wps:wsp>
-                  </a:graphicData>
-                </a:graphic>
-                <wp14:sizeRelH relativeFrom="margin">
-                  <wp14:pctWidth>0</wp14:pctWidth>
-                </wp14:sizeRelH>
-                <wp14:sizeRelV relativeFrom="margin">
-                  <wp14:pctHeight>0</wp14:pctHeight>
-                </wp14:sizeRelV>
-              </wp:anchor>
-            </w:drawing>
-          </mc:Choice>
-          <mc:Fallback>
-            <w:pict>
-              <v:shape w14:anchorId="68FD2637" id="Text Box 2" o:spid="_x0000_s1033" type="#_x0000_t202" style="position:absolute;margin-left:392.8pt;margin-top:0;width:444pt;height:133.2pt;z-index:251676672;visibility:visible;mso-wrap-style:square;mso-width-percent:0;mso-height-percent:0;mso-wrap-distance-left:9pt;mso-wrap-distance-top:3.6pt;mso-wrap-distance-right:9pt;mso-wrap-distance-bottom:3.6pt;mso-position-horizontal:right;mso-position-horizontal-relative:margin;mso-position-vertical:absolute;mso-position-vertical-relative:text;mso-width-percent:0;mso-height-percent:0;mso-width-relative:margin;mso-height-relative:margin;v-text-anchor:top" o:gfxdata="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" filled="f" stroked="f">
-                <v:textbox>
-                  <w:txbxContent>
-                    <w:p>
-                      <w:pPr>
-                        <w:jc w:val="center"/>
-                        <w:rPr>
-                          <w:caps/>
-                          <w:color w:val="4472C4" w:themeColor="accent1"/>
-                          <w:sz w:val="40"/>
-                          <w:szCs w:val="40"/>
-                        </w:rPr>
-                      </w:pPr>
-                      <w:r>
-                        <w:rPr>
-                          <w:caps/>
-                          <w:color w:val="4472C4" w:themeColor="accent1"/>
-                          <w:sz w:val="40"/>
-                          <w:szCs w:val="40"/>
-                        </w:rPr>
-                        <w:t>Pabna University of Science and Technology</w:t>
-                      </w:r>
-                    </w:p>
-                    <w:p>
-                      <w:pPr>
-                        <w:jc w:val="center"/>
-                        <w:rPr>
-                          <w:caps/>
-                          <w:color w:val="4472C4" w:themeColor="accent1"/>
-                          <w:sz w:val="40"/>
-                          <w:szCs w:val="40"/>
-                        </w:rPr>
-                      </w:pPr>
-                      <w:r>
-                        <w:rPr>
-                          <w:caps/>
-                          <w:color w:val="4472C4" w:themeColor="accent1"/>
-                          <w:sz w:val="40"/>
-                          <w:szCs w:val="40"/>
-                        </w:rPr>
-                        <w:t>Faculty of ENGINEERING</w:t>
-                      </w:r>
-                    </w:p>
-                    <w:p>
-                      <w:pPr>
-                        <w:jc w:val="center"/>
-                        <w:rPr>
-                          <w:caps/>
-                          <w:color w:val="4472C4" w:themeColor="accent1"/>
-                          <w:sz w:val="40"/>
-                          <w:szCs w:val="40"/>
-                        </w:rPr>
-                      </w:pPr>
-                      <w:r>
-                        <w:rPr>
-                          <w:caps/>
-                          <w:color w:val="4472C4" w:themeColor="accent1"/>
-                          <w:sz w:val="40"/>
-                          <w:szCs w:val="40"/>
-                        </w:rPr>
-                        <w:t>INFORMATION AND COMMUNICATION ENGINEERING</w:t>
-                      </w:r>
-                    </w:p>
-                    <w:p>
-                      <w:pPr>
-                        <w:jc w:val="center"/>
-                        <w:rPr>
-                          <w:caps/>
-                          <w:color w:val="4472C4" w:themeColor="accent1"/>
-                          <w:sz w:val="40"/>
-                          <w:szCs w:val="40"/>
-                        </w:rPr>
-                      </w:pPr>
-                    </w:p>
-                    <w:p>
-                      <w:pPr>
-                        <w:jc w:val="center"/>
-                        <w:rPr>
-                          <w:sz w:val="40"/>
-                          <w:szCs w:val="40"/>
-                        </w:rPr>
-                      </w:pPr>
-                    </w:p>
-                  </w:txbxContent>
-                </v:textbox>
-                <w10:wrap type="square" anchorx="margin"/>
-              </v:shape>
-            </w:pict>
-          </mc:Fallback>
-        </mc:AlternateContent>
+        <w:drawing>
+          <wp:anchor distT="0" distB="0" distL="114300" distR="114300" simplePos="0" relativeHeight="251684864" behindDoc="0" locked="0" layoutInCell="1" allowOverlap="1" wp14:anchorId="17D438AB" wp14:editId="1C01AB3D">
+            <wp:simplePos x="0" y="0"/>
+            <wp:positionH relativeFrom="page">
+              <wp:align>right</wp:align>
+            </wp:positionH>
+            <wp:positionV relativeFrom="paragraph">
+              <wp:posOffset>2331720</wp:posOffset>
+            </wp:positionV>
+            <wp:extent cx="1983105" cy="2026920"/>
+            <wp:effectExtent l="76200" t="76200" r="74295" b="68580"/>
+            <wp:wrapNone/>
+            <wp:docPr id="32" name="Picture 32" descr="Case study concept with modern isometric or 3d style vector illustration Premium Vector"/>
+            <wp:cNvGraphicFramePr>
+              <a:graphicFrameLocks xmlns:a="http://schemas.openxmlformats.org/drawingml/2006/main" noChangeAspect="1"/>
+            </wp:cNvGraphicFramePr>
+            <a:graphic xmlns:a="http://schemas.openxmlformats.org/drawingml/2006/main">
+              <a:graphicData uri="http://schemas.openxmlformats.org/drawingml/2006/picture">
+                <pic:pic xmlns:pic="http://schemas.openxmlformats.org/drawingml/2006/picture">
+                  <pic:nvPicPr>
+                    <pic:cNvPr id="0" name="Picture 1" descr="Case study concept with modern isometric or 3d style vector illustration Premium Vector"/>
+                    <pic:cNvPicPr>
+                      <a:picLocks noChangeAspect="1" noChangeArrowheads="1"/>
+                    </pic:cNvPicPr>
+                  </pic:nvPicPr>
+                  <pic:blipFill rotWithShape="1">
+                    <a:blip r:embed="rId4">
+                      <a:extLst>
+                        <a:ext uri="{28A0092B-C50C-407E-A947-70E740481C1C}">
+                          <a14:useLocalDpi xmlns:a14="http://schemas.microsoft.com/office/drawing/2010/main" val="0"/>
+                        </a:ext>
+                      </a:extLst>
+                    </a:blip>
+                    <a:srcRect l="14263" r="14263"/>
+                    <a:stretch/>
+                  </pic:blipFill>
+                  <pic:spPr bwMode="auto">
+                    <a:xfrm>
+                      <a:off x="0" y="0"/>
+                      <a:ext cx="1983105" cy="2026920"/>
+                    </a:xfrm>
+                    <a:prstGeom prst="ellipse">
+                      <a:avLst/>
+                    </a:prstGeom>
+                    <a:noFill/>
+                    <a:ln w="76200">
+                      <a:solidFill>
+                        <a:srgbClr val="1E659B"/>
+                      </a:solidFill>
+                    </a:ln>
+                    <a:extLst>
+                      <a:ext uri="{53640926-AAD7-44D8-BBD7-CCE9431645EC}">
+                        <a14:shadowObscured xmlns:a14="http://schemas.microsoft.com/office/drawing/2010/main"/>
+                      </a:ext>
+                    </a:extLst>
+                  </pic:spPr>
+                </pic:pic>
+              </a:graphicData>
+            </a:graphic>
+            <wp14:sizeRelH relativeFrom="margin">
+              <wp14:pctWidth>0</wp14:pctWidth>
+            </wp14:sizeRelH>
+            <wp14:sizeRelV relativeFrom="margin">
+              <wp14:pctHeight>0</wp14:pctHeight>
+            </wp14:sizeRelV>
+          </wp:anchor>
+        </w:drawing>
+      </w:r>
+      <w:r>
+        <w:rPr>
+          <w:noProof/>
+        </w:rPr>
+        <w:drawing>
+          <wp:anchor distT="0" distB="0" distL="114300" distR="114300" simplePos="0" relativeHeight="251682816" behindDoc="0" locked="0" layoutInCell="1" allowOverlap="1" wp14:anchorId="38D62271" wp14:editId="7D122185">
+            <wp:simplePos x="0" y="0"/>
+            <wp:positionH relativeFrom="column">
+              <wp:posOffset>-830580</wp:posOffset>
+            </wp:positionH>
+            <wp:positionV relativeFrom="paragraph">
+              <wp:posOffset>158</wp:posOffset>
+            </wp:positionV>
+            <wp:extent cx="1287780" cy="1310640"/>
+            <wp:effectExtent l="0" t="0" r="7620" b="3810"/>
+            <wp:wrapSquare wrapText="bothSides"/>
+            <wp:docPr id="2092505107" name="Picture 14" descr="General Notice"/>
+            <wp:cNvGraphicFramePr>
+              <a:graphicFrameLocks xmlns:a="http://schemas.openxmlformats.org/drawingml/2006/main" noChangeAspect="1"/>
+            </wp:cNvGraphicFramePr>
+            <a:graphic xmlns:a="http://schemas.openxmlformats.org/drawingml/2006/main">
+              <a:graphicData uri="http://schemas.openxmlformats.org/drawingml/2006/picture">
+                <pic:pic xmlns:pic="http://schemas.openxmlformats.org/drawingml/2006/picture">
+                  <pic:nvPicPr>
+                    <pic:cNvPr id="0" name="Picture 6" descr="General Notice"/>
+                    <pic:cNvPicPr>
+                      <a:picLocks noChangeAspect="1" noChangeArrowheads="1"/>
+                    </pic:cNvPicPr>
+                  </pic:nvPicPr>
+                  <pic:blipFill>
+                    <a:blip r:embed="rId5">
+                      <a:extLst>
+                        <a:ext uri="{28A0092B-C50C-407E-A947-70E740481C1C}">
+                          <a14:useLocalDpi xmlns:a14="http://schemas.microsoft.com/office/drawing/2010/main" val="0"/>
+                        </a:ext>
+                      </a:extLst>
+                    </a:blip>
+                    <a:srcRect/>
+                    <a:stretch>
+                      <a:fillRect/>
+                    </a:stretch>
+                  </pic:blipFill>
+                  <pic:spPr bwMode="auto">
+                    <a:xfrm>
+                      <a:off x="0" y="0"/>
+                      <a:ext cx="1287780" cy="1310640"/>
+                    </a:xfrm>
+                    <a:prstGeom prst="rect">
+                      <a:avLst/>
+                    </a:prstGeom>
+                    <a:noFill/>
+                    <a:ln>
+                      <a:noFill/>
+                    </a:ln>
+                  </pic:spPr>
+                </pic:pic>
+              </a:graphicData>
+            </a:graphic>
+            <wp14:sizeRelH relativeFrom="margin">
+              <wp14:pctWidth>0</wp14:pctWidth>
+            </wp14:sizeRelH>
+            <wp14:sizeRelV relativeFrom="margin">
+              <wp14:pctHeight>0</wp14:pctHeight>
+            </wp14:sizeRelV>
+          </wp:anchor>
+        </w:drawing>
       </w:r>
     </w:p>
     <w:sectPr>
@@ -3056,6 +3236,7 @@
   <w:style w:type="character" w:default="1" w:styleId="DefaultParagraphFont">
     <w:name w:val="Default Paragraph Font"/>
     <w:uiPriority w:val="1"/>
+    <w:semiHidden/>
     <w:unhideWhenUsed/>
   </w:style>
   <w:style w:type="table" w:default="1" w:styleId="TableNormal">
